--- a/final writing/Chapter_2_Literature_Review.docx
+++ b/final writing/Chapter_2_Literature_Review.docx
@@ -69,7 +69,7 @@
         <w:t>EmpatheticDialogues (ED)</w:t>
       </w:r>
       <w:r>
-        <w:t xml:space="preserve"> is a crowd-sourced corpus of 24,850 two-person English conversations [2]. For each conversation, a speaker chooses one of 32 fine-grained emotion labels, such as </w:t>
+        <w:t xml:space="preserve"> is a crowd-sourced corpus of 24,850 two-person English conversations. For each conversation, a speaker chooses one of 32 fine-grained emotion labels, such as </w:t>
       </w:r>
       <w:r>
         <w:rPr>
@@ -304,7 +304,7 @@
         <w:t>McNemar's test</w:t>
       </w:r>
       <w:r>
-        <w:t xml:space="preserve"> [27] compares paired binary outcomes, such as whether each reply followed all rules, using only the pairs on which the systems disagree. The </w:t>
+        <w:t xml:space="preserve"> compares paired binary outcomes, such as whether each reply followed all rules, using only the pairs on which the systems disagree. The </w:t>
       </w:r>
       <w:r>
         <w:rPr>
@@ -313,7 +313,7 @@
         <w:t>Wilcoxon signed-rank test</w:t>
       </w:r>
       <w:r>
-        <w:t xml:space="preserve"> [28] compares paired continuous scores without assuming normality. A </w:t>
+        <w:t xml:space="preserve"> compares paired continuous scores without assuming normality. A </w:t>
       </w:r>
       <w:r>
         <w:rPr>
@@ -322,7 +322,7 @@
         <w:t>bootstrap</w:t>
       </w:r>
       <w:r>
-        <w:t xml:space="preserve"> confidence interval [29] is obtained by repeatedly resampling the conversations and recomputing the difference. Because running many tests increases the chance of a false positive, the </w:t>
+        <w:t xml:space="preserve"> confidence interval is obtained by repeatedly resampling the conversations and recomputing the difference. Because running many tests increases the chance of a false positive, the </w:t>
       </w:r>
       <w:r>
         <w:rPr>
@@ -331,7 +331,7 @@
         <w:t>Holm-Bonferroni procedure</w:t>
       </w:r>
       <w:r>
-        <w:t xml:space="preserve"> [30] adjusts p-values for multiple comparisons.</w:t>
+        <w:t xml:space="preserve"> adjusts p-values for multiple comparisons.</w:t>
       </w:r>
     </w:p>
     <w:p>
@@ -450,7 +450,7 @@
         <w:t>ESCM</w:t>
       </w:r>
       <w:r>
-        <w:t xml:space="preserve"> [31] models dynamic correlations between emotion and semantics. These methods raise emotion recognition accuracy to 36.6-41.2% [13], [31]. However, in human evaluation CEM and CASE receive empathy ratings of only 3.08 and 3.04 out of 5 [13], showing that knowledge integration adds complexity to small generators without closing the gap to modern language models.</w:t>
+        <w:t xml:space="preserve"> [27] models dynamic correlations between emotion and semantics. These methods raise emotion recognition accuracy to 36.6-41.2%. However, in human evaluation CEM and CASE receive empathy ratings of only 3.08 and 3.04 out of 5, showing that knowledge integration adds complexity to small generators without closing the gap to modern language models.</w:t>
       </w:r>
     </w:p>
     <w:p>
@@ -458,7 +458,7 @@
         <w:spacing w:after="120"/>
       </w:pPr>
       <w:r>
-        <w:t xml:space="preserve">Cao et al. [32] carry this idea into the LLM era with the </w:t>
+        <w:t xml:space="preserve">Cao et al. [28] carry this idea into the LLM era with the </w:t>
       </w:r>
       <w:r>
         <w:rPr>
@@ -484,7 +484,7 @@
         <w:spacing w:after="120"/>
       </w:pPr>
       <w:r>
-        <w:t>Wu et al. [33] argue that empathetic expression should adapt to the speaker's personality and incorporate visual and MBTI personality information into a GPT-2-based generator. On text-only EmpatheticDialogues their model reaches 45.4% emotion recognition accuracy, and it is evaluated by seven graduate annotators using both five-point ratings and pairwise comparisons. For general text-based support, however, the approach depends on multimodal input and personality labels that a user's message does not provide.</w:t>
+        <w:t>Wu et al. [29] argue that empathetic expression should adapt to the speaker's personality and incorporate visual and MBTI personality information into a GPT-2-based generator. On text-only EmpatheticDialogues their model reaches 45.4% emotion recognition accuracy, and it is evaluated by seven graduate annotators using both five-point ratings and pairwise comparisons. For general text-based support, however, the approach depends on multimodal input and personality labels that a user's message does not provide.</w:t>
       </w:r>
     </w:p>
     <w:p>
@@ -508,7 +508,7 @@
         <w:spacing w:after="120"/>
       </w:pPr>
       <w:r>
-        <w:t>Wang et al. [14] combine prompt engineering with LoRA and full-parameter fine-tuning of Qwen2.5 models for the NLPCC 2025 emotional-support task. Every fine-tuned configuration outperforms the prompted base model on validation, with the best configuration reaching a total score of 41.17 against 30.87 without fine-tuning, and their submission ranked second. These gains, however, required fine-tuning a 72-billion-parameter model. Rasool et al. [34] fuse emotion-lexicon and multi-level embeddings into Flan-T5, Llama 2, DeepSeek-R1 and GPT-4 for psychotherapy transcripts, using a BERT-based model for emotion detection and a generative LLM for the response. Their paired t-tests show that the improvements in empathy (p = 0.53) and coherence (p = 0.12) are not statistically significant, and they call for human evaluation in future work. Both studies support separating emotion understanding from generation, but neither enforces or measures controllable response behaviour, and the second illustrates how reported gains can fail a significance test.</w:t>
+        <w:t>Wang et al. [14] combine prompt engineering with LoRA and full-parameter fine-tuning of Qwen2.5 models for the NLPCC 2025 emotional-support task. Every fine-tuned configuration outperforms the prompted base model on validation, with the best configuration reaching a total score of 41.17 against 30.87 without fine-tuning, and their submission ranked second. These gains, however, required fine-tuning a 72-billion-parameter model. Rasool et al. [30] fuse emotion-lexicon and multi-level embeddings into Flan-T5, Llama 2, DeepSeek-R1 and GPT-4 for psychotherapy transcripts, using a BERT-based model for emotion detection and a generative LLM for the response. Their paired t-tests show that the improvements in empathy (p = 0.53) and coherence (p = 0.12) are not statistically significant, and they call for human evaluation in future work. Both studies support separating emotion understanding from generation, but neither enforces or measures controllable response behaviour, and the second illustrates how reported gains can fail a significance test.</w:t>
       </w:r>
     </w:p>
     <w:p>
@@ -524,7 +524,7 @@
         <w:spacing w:after="120"/>
       </w:pPr>
       <w:r>
-        <w:t xml:space="preserve">Paranjape et al. [35] describe Chirpy Cardinal, a socialbot developed for the Alexa Prize, which includes an emotion classifier obtained by fine-tuning RoBERTa on the first utterance of each EmpatheticDialogues conversation. The classifier reaches 61.5% top-1 and 92% top-5 accuracy, with most errors occurring between similar labels such as </w:t>
+        <w:t xml:space="preserve">Paranjape et al. [31] describe Chirpy Cardinal, a socialbot developed for the Alexa Prize, which includes an emotion classifier obtained by fine-tuning RoBERTa on the first utterance of each EmpatheticDialogues conversation. The classifier reaches 61.5% top-1 and 92% top-5 accuracy, with most errors occurring between similar labels such as </w:t>
       </w:r>
       <w:r>
         <w:rPr>
@@ -542,7 +542,7 @@
         <w:t>furious</w:t>
       </w:r>
       <w:r>
-        <w:t>. This is the published result most directly comparable to the emotion detector developed in this thesis. Belay et al. [36] evaluate encoder-only, encoder-decoder and decoder-only language models on multi-label emotion classification in four Ethiopian languages and English, and conclude that fine-tuned encoder models still outperform few-shot LLMs at emotion classification. This supports the use of a dedicated encoder, rather than a generative model, for emotion detection.</w:t>
+        <w:t>. This is the published result most directly comparable to the emotion detector developed in this thesis. Belay et al. [32] evaluate encoder-only, encoder-decoder and decoder-only language models on multi-label emotion classification in four Ethiopian languages and English, and conclude that fine-tuned encoder models still outperform few-shot LLMs at emotion classification. This supports the use of a dedicated encoder, rather than a generative model, for emotion detection.</w:t>
       </w:r>
     </w:p>
     <w:p>
@@ -550,7 +550,7 @@
         <w:spacing w:after="120"/>
       </w:pPr>
       <w:r>
-        <w:t>For evaluation, Zheng et al. [18] establish the use of strong LLMs as judges and document their position, verbosity and self-enhancement biases. Panickssery et al. [37] show that LLM evaluators can recognise their own generations and score them more favourably, and Verga et al. [19] find that a panel of judges drawn from different model families is less biased than a single large judge. For automatic empathy scoring, the WASSA 2024 shared task provides systems trained on human empathy ratings of conversation turns [16]. Across the EmpatheticDialogues literature, human evaluation uses either five-point ratings [13], [33] or A/B preference judgements [32], [33], and Wu et al. note that pairwise comparison accounts for individual variation among annotators [33]. Table 2.1 summarises the reviewed work.</w:t>
+        <w:t>For evaluation, Zheng et al. [18] establish the use of strong LLMs as judges and document their position, verbosity and self-enhancement biases. Panickssery et al. [33] show that LLM evaluators can recognise their own generations and score them more favourably, and Verga et al. [19] find that a panel of judges drawn from different model families is less biased than a single large judge. For automatic empathy scoring, the WASSA 2024 shared task provides systems trained on human empathy ratings of conversation turns [16]. Across the EmpatheticDialogues literature, human evaluation uses either five-point ratings or A/B preference judgements, and Wu et al. note that pairwise comparison accounts for individual variation among annotators. Table 2.1 summarises the reviewed work.</w:t>
       </w:r>
     </w:p>
     <w:tbl>
@@ -1367,7 +1367,7 @@
         <w:spacing w:after="120"/>
       </w:pPr>
       <w:r>
-        <w:t>Research on empathetic response generation has moved from small models trained from scratch to large pre-trained language models. Early joint models such as MoEL, MIME and EmpDG treat emotion recognition as an auxiliary task and identify the speaker's emotion in only 30.6-31.2% of cases [7], [8], [9], [13]. Knowledge-enhanced successors, including KEMP, CEM, CASE and ESCM, raise this to 36.6-41.2% by adding commonsense and emotional knowledge [10], [11], [12], [31], and personality-aware multimodal generation reaches 45.4% on text-only EmpatheticDialogues [33]. Dedicated classifiers do better still: a fine-tuned RoBERTa model reaches 61.5% on the first utterance of each conversation [35], and fine-tuned encoders continue to outperform prompted LLMs at emotion classification [36]. On the generation side, instruction-following LLMs have changed the landscape. Human evaluators rate ChatGPT at 4.64 out of 5 for empathy against about 3.0 for the best trained models [13], and recent systems fine-tune LLMs of 7 to 72 billion parameters with knowledge tools or emotional-support data to improve further [32], [14].</w:t>
+        <w:t>Research on empathetic response generation has moved from small models trained from scratch to large pre-trained language models. Early joint models such as MoEL, MIME and EmpDG treat emotion recognition as an auxiliary task and identify the speaker's emotion in only 30.6-31.2% of cases [7], [8], [9], [13]. Knowledge-enhanced successors, including KEMP, CEM, CASE and ESCM, raise this to 36.6-41.2% by adding commonsense and emotional knowledge [10], [11], [12], [27], and personality-aware multimodal generation reaches 45.4% on text-only EmpatheticDialogues [29]. Dedicated classifiers do better still: a fine-tuned RoBERTa model reaches 61.5% on the first utterance of each conversation [31], and fine-tuned encoders continue to outperform prompted LLMs at emotion classification [32]. On the generation side, instruction-following LLMs have changed the landscape. Human evaluators rate ChatGPT at 4.64 out of 5 for empathy against about 3.0 for the best trained models, and recent systems fine-tune LLMs of 7 to 72 billion parameters with knowledge tools or emotional-support data to improve further [28], [14].</w:t>
       </w:r>
     </w:p>
     <w:p>
@@ -1411,7 +1411,7 @@
         <w:t>the statistical evidence is often thin</w:t>
       </w:r>
       <w:r>
-        <w:t>. Most studies report differences in automatic metrics or small human studies without paired significance testing, and at least one reports empathy gains that are not statistically significant [34]. Future work should therefore pursue controllable and inspectable behaviour under realistic resource limits, emotion recognition evaluated on real conversational input, and conclusions supported by appropriate statistical tests.</w:t>
+        <w:t>. Most studies report differences in automatic metrics or small human studies without paired significance testing, and at least one reports empathy gains that are not statistically significant [30]. Future work should therefore pursue controllable and inspectable behaviour under realistic resource limits, emotion recognition evaluated on real conversational input, and conclusions supported by appropriate statistical tests.</w:t>
       </w:r>
     </w:p>
     <w:p>

--- a/final writing/Chapter_2_Literature_Review.docx
+++ b/final writing/Chapter_2_Literature_Review.docx
@@ -195,10 +195,10 @@
         <w:rPr>
           <w:b/>
         </w:rPr>
-        <w:t>Quantisation and Low-Rank Adaptation.</w:t>
+        <w:t>Quantisation and Low-Rank Adaptation:</w:t>
       </w:r>
       <w:r>
-        <w:t xml:space="preserve"> Four-bit NormalFloat (NF4) quantisation stores model weights in four bits, reducing memory use roughly fourfold, so that a model with several billion parameters fits in 8 GB of GPU memory [23]. Low-Rank Adaptation (LoRA) [24] fine-tunes a model by training small low-rank matrices added to its frozen weights. In this thesis LoRA is used only for a monolithic baseline.</w:t>
+        <w:t xml:space="preserve"> four-bit NormalFloat (NF4) quantisation stores model weights in four bits, reducing memory use roughly fourfold, so that a model with several billion parameters fits in 8 GB of GPU memory [23]. Low-Rank Adaptation (LoRA) [24] fine-tunes a model by training small low-rank matrices added to its frozen weights. In this thesis LoRA is used only for a monolithic baseline.</w:t>
       </w:r>
     </w:p>
     <w:p>
@@ -278,7 +278,7 @@
         <w:rPr>
           <w:b/>
         </w:rPr>
-        <w:t>WASSA Empathy Classifier.</w:t>
+        <w:t>WASSA Empathy Classifier:</w:t>
       </w:r>
       <w:r>
         <w:t xml:space="preserve"> WASSA is a long-running workshop on computational approaches to subjectivity, sentiment and social media analysis, held with the Association for Computational Linguistics. Its 2024 shared task included a track on predicting third-party human ratings of empathy for individual turns of a conversation [16]. We use a publicly released DeBERTa-based system from that track [17] as an automatic empathy signal that is independent of the AI judges.</w:t>
@@ -292,10 +292,10 @@
         <w:rPr>
           <w:b/>
         </w:rPr>
-        <w:t>Paired Significance Testing.</w:t>
+        <w:t>Paired Significance Testing:</w:t>
       </w:r>
       <w:r>
-        <w:t xml:space="preserve"> When two systems respond to the same conversations, their results form matched pairs. </w:t>
+        <w:t xml:space="preserve"> when two systems respond to the same conversations, their results form matched pairs. </w:t>
       </w:r>
       <w:r>
         <w:rPr>

--- a/final writing/Chapter_2_Literature_Review.docx
+++ b/final writing/Chapter_2_Literature_Review.docx
@@ -23,7 +23,40 @@
         <w:spacing w:after="120"/>
       </w:pPr>
       <w:r>
-        <w:t>This section introduces the concepts on which the rest of the thesis builds: the task of empathetic response generation, the dataset used, the model families involved, and the evaluation and statistical methods applied in later chapters.</w:t>
+        <w:rPr>
+          <w:b/>
+        </w:rPr>
+        <w:t>Empathy as something that can be measured:</w:t>
+      </w:r>
+      <w:r>
+        <w:t xml:space="preserve"> In everyday use empathy is a vague word, and a system cannot be built against a vague word. The framework this work relies on is EPITOME, developed for text-based mental-health support and grounded in established empathy scales, which separates a reply into three communication mechanisms: </w:t>
+      </w:r>
+      <w:r>
+        <w:rPr>
+          <w:i/>
+        </w:rPr>
+        <w:t>emotional reactions</w:t>
+      </w:r>
+      <w:r>
+        <w:t xml:space="preserve">, where the reply names and validates what the person feels; </w:t>
+      </w:r>
+      <w:r>
+        <w:rPr>
+          <w:i/>
+        </w:rPr>
+        <w:t>interpretations</w:t>
+      </w:r>
+      <w:r>
+        <w:t xml:space="preserve">, where it shows it has understood the situation; and </w:t>
+      </w:r>
+      <w:r>
+        <w:rPr>
+          <w:i/>
+        </w:rPr>
+        <w:t>explorations</w:t>
+      </w:r>
+      <w:r>
+        <w:t>, where it invites the person to say more [2]. Counselling practice adds a constraint from the other direction: guidance for motivational interviewing warns that stacking questions produces a "question-and-answer trap" in which the person becomes a passive respondent [3]. Taken together these give a working definition of a good supportive reply that a machine can be held to: acknowledge the feeling, respond to the specific situation, and invite without interrogating.</w:t>
       </w:r>
     </w:p>
     <w:p>
@@ -34,28 +67,28 @@
         <w:rPr>
           <w:b/>
         </w:rPr>
-        <w:t>Empathetic Response Generation</w:t>
+        <w:t>The corpus:</w:t>
       </w:r>
       <w:r>
-        <w:t xml:space="preserve"> is the task of producing a conversational reply that recognises and responds appropriately to the emotional state of the speaker. Rashkin et al. [2] established it as a benchmark task and showed that models trained on empathetic conversations are perceived as more empathetic by human evaluators. Later work distinguishes </w:t>
+        <w:t xml:space="preserve"> EmpatheticDialogues is the standard benchmark for this task [4]. One crowdworker was given one of 32 emotion labels, wrote a situation description, and then described that situation in conversation; a second worker replied as a listener without being told the label. The released files hold 24,850 conversations, divided by the authors into training, validation and test partitions with no speaker appearing in more than one [5]. Two properties of the corpus matter throughout this thesis: each conversation carries exactly one emotion label, chosen before the conversation was written; and the </w:t>
       </w:r>
       <w:r>
         <w:rPr>
           <w:i/>
         </w:rPr>
-        <w:t>affective</w:t>
+        <w:t>situation description</w:t>
       </w:r>
       <w:r>
-        <w:t xml:space="preserve"> empathy, which reflects and validates what the speaker feels, from </w:t>
+        <w:t xml:space="preserve"> and the </w:t>
       </w:r>
       <w:r>
         <w:rPr>
           <w:i/>
         </w:rPr>
-        <w:t>cognitive</w:t>
+        <w:t>first message</w:t>
       </w:r>
       <w:r>
-        <w:t xml:space="preserve"> empathy, which understands why the speaker feels it [11]. In a mental-health support setting the aim is supportive listening rather than diagnosis or therapy.</w:t>
+        <w:t xml:space="preserve"> are different texts, the former written about the event and the latter written to a listener.</w:t>
       </w:r>
     </w:p>
     <w:p>
@@ -66,46 +99,10 @@
         <w:rPr>
           <w:b/>
         </w:rPr>
-        <w:t>EmpatheticDialogues (ED)</w:t>
+        <w:t>GoEmotions</w:t>
       </w:r>
       <w:r>
-        <w:t xml:space="preserve"> is a crowd-sourced corpus of 24,850 two-person English conversations. For each conversation, a speaker chooses one of 32 fine-grained emotion labels, such as </w:t>
-      </w:r>
-      <w:r>
-        <w:rPr>
-          <w:i/>
-        </w:rPr>
-        <w:t>afraid</w:t>
-      </w:r>
-      <w:r>
-        <w:t xml:space="preserve">, </w:t>
-      </w:r>
-      <w:r>
-        <w:rPr>
-          <w:i/>
-        </w:rPr>
-        <w:t>terrified</w:t>
-      </w:r>
-      <w:r>
-        <w:t xml:space="preserve">, </w:t>
-      </w:r>
-      <w:r>
-        <w:rPr>
-          <w:i/>
-        </w:rPr>
-        <w:t>lonely</w:t>
-      </w:r>
-      <w:r>
-        <w:t xml:space="preserve"> or </w:t>
-      </w:r>
-      <w:r>
-        <w:rPr>
-          <w:i/>
-        </w:rPr>
-        <w:t>proud</w:t>
-      </w:r>
-      <w:r>
-        <w:t>, writes a short description of a situation in which they felt that emotion, and then discusses the situation with a listener. The corpus is divided into 19,533 training, 2,770 validation and 2,547 test conversations, and all conversations started by the same speaker are kept within one partition so that similar situations do not appear in more than one split. The dataset is released under the CC BY-NC 4.0 licence [20].</w:t>
+        <w:t xml:space="preserve"> is the other corpus commonly used for fine-grained emotion, containing about 58,000 Reddit comments labelled with 27 emotions plus neutral, and allowing more than one label per comment [31]. This project began on GoEmotions and moved to EmpatheticDialogues; Section 4.3.1 gives the four measured reasons for that change.</w:t>
       </w:r>
     </w:p>
     <w:p>
@@ -116,10 +113,19 @@
         <w:rPr>
           <w:b/>
         </w:rPr>
-        <w:t>Transformer</w:t>
+        <w:t>Recognising emotion in conversation:</w:t>
       </w:r>
       <w:r>
-        <w:t xml:space="preserve"> models [4] process text with self-attention: each token computes a set of weights over all tokens in the input, and these weights determine how much each token contributes to its updated representation. Because the weights are explicit, the attention of a trained model can be inspected to see which words most influenced its output. This property is used in our system to extract the words that drove an emotion prediction.</w:t>
+        <w:t xml:space="preserve"> Emotion recognition in conversation is a field in its own right, distinguished from sentence-level classification by the fact that the same words carry different feelings depending on what came before [18]. Related work maps the </w:t>
+      </w:r>
+      <w:r>
+        <w:rPr>
+          <w:i/>
+        </w:rPr>
+        <w:t>intents</w:t>
+      </w:r>
+      <w:r>
+        <w:t xml:space="preserve"> a listener's reply can express, such as questioning, acknowledging, consoling or encouraging, into a taxonomy derived from the same corpus [32], and shows that emotions in dialogue are frequently implicit, requiring inference rather than recognition [19], and frequently multiple, with a single utterance carrying more than one label [20].</w:t>
       </w:r>
     </w:p>
     <w:p>
@@ -130,10 +136,28 @@
         <w:rPr>
           <w:b/>
         </w:rPr>
-        <w:t>Encoder-only and Decoder-only Models</w:t>
+        <w:t>The models:</w:t>
       </w:r>
       <w:r>
-        <w:t xml:space="preserve"> are the two main transformer families. Encoder-only models such as BERT [5] read the entire input in both directions at once and are well suited to classification. Decoder-only models such as GPT-2, Qwen and Phi process text from left to right and generate one token at a time, which suits response generation. The system in this thesis uses an encoder for emotion detection and a decoder for response generation.</w:t>
+        <w:t xml:space="preserve"> Every model in this work descends from the transformer [33]. Two families are used for two different jobs. </w:t>
+      </w:r>
+      <w:r>
+        <w:rPr>
+          <w:b/>
+        </w:rPr>
+        <w:t>Encoders</w:t>
+      </w:r>
+      <w:r>
+        <w:t xml:space="preserve"> read a whole text at once and are trained with masked-language modelling, which makes them suited to classification: BERT established the pattern [34] and RoBERTa improved it by training longer on far more text with dynamic masking [35]. </w:t>
+      </w:r>
+      <w:r>
+        <w:rPr>
+          <w:b/>
+        </w:rPr>
+        <w:t>Decoder-only language models</w:t>
+      </w:r>
+      <w:r>
+        <w:t xml:space="preserve"> generate text left to right and, when instruction-tuned, follow written rules; this work uses Qwen2.5 [36] and Phi-4-mini [37], the latter trained with a particular emphasis on instruction following.</w:t>
       </w:r>
     </w:p>
     <w:p>
@@ -144,10 +168,37 @@
         <w:rPr>
           <w:b/>
         </w:rPr>
-        <w:t>RoBERTa</w:t>
+        <w:t>Making large models fit:</w:t>
       </w:r>
       <w:r>
-        <w:t xml:space="preserve"> [6] is an encoder with the BERT architecture that is pre-trained for longer, on more data, with dynamic masking and without the next-sentence prediction objective. RoBERTa-base has 125 million parameters and RoBERTa-large 355 million. For classification, a linear layer is added on top of the representation of the first token, and the whole network is fine-tuned with a cross-entropy loss.</w:t>
+        <w:t xml:space="preserve"> Two techniques make a multi-billion-parameter generator usable on a consumer GPU. </w:t>
+      </w:r>
+      <w:r>
+        <w:rPr>
+          <w:b/>
+        </w:rPr>
+        <w:t>Quantisation</w:t>
+      </w:r>
+      <w:r>
+        <w:t xml:space="preserve"> stores weights at reduced precision; 4-bit NF4 with double quantisation retains the quality of 16-bit weights at roughly a quarter of the memory [38]. </w:t>
+      </w:r>
+      <w:r>
+        <w:rPr>
+          <w:b/>
+        </w:rPr>
+        <w:t>Low-rank adaptation</w:t>
+      </w:r>
+      <w:r>
+        <w:t xml:space="preserve"> trains a small number of additional parameters instead of the whole network, making fine-tuning feasible on the same hardware [39]. A third technique, </w:t>
+      </w:r>
+      <w:r>
+        <w:rPr>
+          <w:b/>
+        </w:rPr>
+        <w:t>retrieval-augmented generation</w:t>
+      </w:r>
+      <w:r>
+        <w:t>, supplies a model with relevant passages retrieved at inference time [40], typically found with sentence embeddings [41]; this work builds it as a baseline rather than as part of the final design.</w:t>
       </w:r>
     </w:p>
     <w:p>
@@ -158,180 +209,37 @@
         <w:rPr>
           <w:b/>
         </w:rPr>
-        <w:t>Instruction-tuned Language Models</w:t>
+        <w:t>Measuring empathy:</w:t>
       </w:r>
       <w:r>
-        <w:t xml:space="preserve"> are decoder-only models that have been further trained to follow natural-language instructions within a chat format. Phi-4-mini-instruct, with 3.8 billion parameters [21], and the Qwen2.5-Instruct models [22] are examples. Because they follow a </w:t>
-      </w:r>
-      <w:r>
-        <w:rPr>
-          <w:i/>
-        </w:rPr>
-        <w:t>system prompt</w:t>
-      </w:r>
-      <w:r>
-        <w:t>, their behaviour can be shaped at inference time without changing their weights.</w:t>
-      </w:r>
-    </w:p>
-    <w:p>
-      <w:pPr>
-        <w:spacing w:after="120"/>
-      </w:pPr>
-      <w:r>
-        <w:rPr>
-          <w:b/>
-        </w:rPr>
-        <w:t>Prompt Engineering</w:t>
-      </w:r>
-      <w:r>
-        <w:t xml:space="preserve"> is the design of the instructions given to a language model. A system prompt can include the detected emotion, explicit behavioural rules such as "ask exactly one question", and guidance specific to the situation. Prompting is far cheaper than fine-tuning and can change from one request to the next, but models do not always comply, so compliance must be measured rather than assumed.</w:t>
-      </w:r>
-    </w:p>
-    <w:p>
-      <w:pPr>
-        <w:spacing w:after="120"/>
-      </w:pPr>
-      <w:r>
-        <w:rPr>
-          <w:b/>
-        </w:rPr>
-        <w:t>Quantisation and Low-Rank Adaptation:</w:t>
-      </w:r>
-      <w:r>
-        <w:t xml:space="preserve"> four-bit NormalFloat (NF4) quantisation stores model weights in four bits, reducing memory use roughly fourfold, so that a model with several billion parameters fits in 8 GB of GPU memory [23]. Low-Rank Adaptation (LoRA) [24] fine-tunes a model by training small low-rank matrices added to its frozen weights. In this thesis LoRA is used only for a monolithic baseline.</w:t>
-      </w:r>
-    </w:p>
-    <w:p>
-      <w:pPr>
-        <w:spacing w:after="120"/>
-      </w:pPr>
-      <w:r>
-        <w:rPr>
-          <w:b/>
-        </w:rPr>
-        <w:t>Top-k Prediction</w:t>
-      </w:r>
-      <w:r>
-        <w:t xml:space="preserve"> returns a classifier's </w:t>
-      </w:r>
-      <w:r>
-        <w:rPr>
-          <w:i/>
-        </w:rPr>
-        <w:t>k</w:t>
-      </w:r>
-      <w:r>
-        <w:t xml:space="preserve"> most probable labels rather than only the single most likely one. When the label set contains many closely related emotions, such as </w:t>
-      </w:r>
-      <w:r>
-        <w:rPr>
-          <w:i/>
-        </w:rPr>
-        <w:t>angry</w:t>
-      </w:r>
-      <w:r>
-        <w:t xml:space="preserve"> and </w:t>
-      </w:r>
-      <w:r>
-        <w:rPr>
-          <w:i/>
-        </w:rPr>
-        <w:t>furious</w:t>
-      </w:r>
-      <w:r>
-        <w:t>, the correct label is frequently ranked second or third, so top-3 and top-5 accuracy indicate whether the correct emotion lies within a small set of candidates.</w:t>
-      </w:r>
-    </w:p>
-    <w:p>
-      <w:pPr>
-        <w:spacing w:after="120"/>
-      </w:pPr>
-      <w:r>
-        <w:rPr>
-          <w:b/>
-        </w:rPr>
-        <w:t>Retrieval-Augmented Generation (RAG)</w:t>
-      </w:r>
-      <w:r>
-        <w:t xml:space="preserve"> [25] supplements a model's input with retrieved documents, in our case similar past conversations, so that the model can ground its output in them. Retrieval typically relies on sentence embeddings compared by cosine similarity [26].</w:t>
-      </w:r>
-    </w:p>
-    <w:p>
-      <w:pPr>
-        <w:spacing w:after="120"/>
-      </w:pPr>
-      <w:r>
-        <w:rPr>
-          <w:b/>
-        </w:rPr>
-        <w:t>LLM-as-a-Judge</w:t>
-      </w:r>
-      <w:r>
-        <w:t xml:space="preserve"> evaluation uses a strong language model to score generated text against a rubric. Strong LLM judges agree with human preferences in over 80% of cases, but they exhibit position bias, a preference for longer answers and a tendency to favour their own outputs [18]. Judges should therefore be blind to the identity of the system being evaluated and should not share a model family with it.</w:t>
-      </w:r>
-    </w:p>
-    <w:p>
-      <w:pPr>
-        <w:spacing w:after="120"/>
-      </w:pPr>
-      <w:r>
-        <w:rPr>
-          <w:b/>
-        </w:rPr>
-        <w:t>WASSA Empathy Classifier:</w:t>
-      </w:r>
-      <w:r>
-        <w:t xml:space="preserve"> WASSA is a long-running workshop on computational approaches to subjectivity, sentiment and social media analysis, held with the Association for Computational Linguistics. Its 2024 shared task included a track on predicting third-party human ratings of empathy for individual turns of a conversation [16]. We use a publicly released DeBERTa-based system from that track [17] as an automatic empathy signal that is independent of the AI judges.</w:t>
-      </w:r>
-    </w:p>
-    <w:p>
-      <w:pPr>
-        <w:spacing w:after="120"/>
-      </w:pPr>
-      <w:r>
-        <w:rPr>
-          <w:b/>
-        </w:rPr>
-        <w:t>Paired Significance Testing:</w:t>
-      </w:r>
-      <w:r>
-        <w:t xml:space="preserve"> when two systems respond to the same conversations, their results form matched pairs. </w:t>
+        <w:t xml:space="preserve"> Because no single automatic measure captures empathy, three kinds of evaluation are used here. The </w:t>
       </w:r>
       <w:r>
         <w:rPr>
           <w:b/>
         </w:rPr>
-        <w:t>McNemar's test</w:t>
+        <w:t>WASSA shared task on empathy detection</w:t>
       </w:r>
       <w:r>
-        <w:t xml:space="preserve"> compares paired binary outcomes, such as whether each reply followed all rules, using only the pairs on which the systems disagree. The </w:t>
+        <w:t xml:space="preserve"> provides a model trained on human empathy ratings of conversation turns [26], of which the hyy33 system is used in this work [27]. </w:t>
       </w:r>
       <w:r>
         <w:rPr>
           <w:b/>
         </w:rPr>
-        <w:t>Wilcoxon signed-rank test</w:t>
+        <w:t>Large language models as judges</w:t>
       </w:r>
       <w:r>
-        <w:t xml:space="preserve"> compares paired continuous scores without assuming normality. A </w:t>
+        <w:t xml:space="preserve"> correlate well with human preference when the judge is strong [28], but they favour their own generations [30], which is why a panel drawn from different developers is recommended over a single judge [29]. </w:t>
       </w:r>
       <w:r>
         <w:rPr>
           <w:b/>
         </w:rPr>
-        <w:t>bootstrap</w:t>
+        <w:t>Human evaluation</w:t>
       </w:r>
       <w:r>
-        <w:t xml:space="preserve"> confidence interval is obtained by repeatedly resampling the conversations and recomputing the difference. Because running many tests increases the chance of a false positive, the </w:t>
-      </w:r>
-      <w:r>
-        <w:rPr>
-          <w:b/>
-        </w:rPr>
-        <w:t>Holm-Bonferroni procedure</w:t>
-      </w:r>
-      <w:r>
-        <w:t xml:space="preserve"> adjusts p-values for multiple comparisons.</w:t>
+        <w:t xml:space="preserve"> remains the reference, and recent empathetic-generation work reports it as either five-point ratings [13] or head-to-head preference [15].</w:t>
       </w:r>
     </w:p>
     <w:p>
@@ -347,15 +255,7 @@
         <w:spacing w:after="120"/>
       </w:pPr>
       <w:r>
-        <w:t>This section reviews prior work on empathetic dialogue in four groups: the benchmark and early models, knowledge-enhanced models, systems based on large language models (LLMs), and work on emotion recognition and evaluation.</w:t>
-      </w:r>
-    </w:p>
-    <w:p>
-      <w:pPr>
-        <w:pStyle w:val="Heading2"/>
-      </w:pPr>
-      <w:r>
-        <w:t>2.2.1 Empathetic Dialogue Benchmarks and Early Models</w:t>
+        <w:t>The study that created this field, published at ACL by Rashkin et al. (2019), introduced EmpatheticDialogues and with it the framing every later paper has used: a listener replies to someone describing an emotional situation, and the emotion is one of 32 fine-grained categories rather than a positive or negative sentiment. The paper also established the two ways of using the label, either supplying it to the generator or asking the model to predict it, and reported a fastText classifier at 43% accuracy on the situation description as a reference point for the recognition task [4].</w:t>
       </w:r>
     </w:p>
     <w:p>
@@ -363,7 +263,16 @@
         <w:spacing w:after="120"/>
       </w:pPr>
       <w:r>
-        <w:t>Rashkin et al. [2] introduce EmpatheticDialogues, a benchmark of 24,850 crowd-sourced conversations grounded in 32 emotion labels, and show that retrieval and generation models trained on it are perceived as more empathetic by human evaluators. The authors also train emotion classifiers on the situation descriptions written by speakers, reporting 43% accuracy for fastText and 48% for a fine-tuned DeepMoji model. Although the dataset established the task, these classifiers read an explicit, after-the-fact description of the situation rather than what the speaker actually says in conversation, which is the harder input a deployed system receives.</w:t>
+        <w:t xml:space="preserve">A line of </w:t>
+      </w:r>
+      <w:r>
+        <w:rPr>
+          <w:b/>
+        </w:rPr>
+        <w:t>joint models</w:t>
+      </w:r>
+      <w:r>
+        <w:t xml:space="preserve"> followed, each adding a mechanism to a single encoder-decoder trained end to end on the corpus. MoEL (Lin et al., 2019) replaced the single decoder with a mixture of listeners, one per emotion, and combined their outputs with a softmax over the detected emotion [6]. MIME (Majumder et al., 2020) argued that a good listener partly mirrors the speaker's feeling and partly balances it, and built emotion mimicry and polarity grouping into the model [7]. EmpDG (Li et al., 2020) added an adversarial discriminator and multi-resolution emotion signals [8]. KEMP (Li et al., 2022) brought in external commonsense and concept knowledge so that the model could reason about what a situation implies rather than only what it says [9], and CEM (Sabour et al., 2022) extended that idea with commonsense inference about the speaker's reactions, intentions and needs [10]. CASE (Zhou et al., 2023) aligned a commonsense graph with a concept graph to connect the speaker's cognition and affection [11], and ESCM (Yang et al., 2023) used dynamic emotion-semantic vectors and emotional supervision [12]. Read as a sequence, these papers improve steadily on emotion accuracy, from 30.6% for EmpDG and 30.8% for MoEL through 36.6% for KEMP and 37.8% for CEM to 38.9% for CASE and 41.2% for ESCM, and the improvement comes from adding knowledge rather than from changing how the emotion is used. A related model, RoBERTa-GPT2 (Liu et al., 2021), is the exception that reveals the cause: by initialising the encoder from pre-trained RoBERTa and the decoder from pre-trained GPT-2 rather than training both from scratch, it reaches 51.5% on the same task [42], which is roughly ten points above the best knowledge-augmented joint model.</w:t>
       </w:r>
     </w:p>
     <w:p>
@@ -371,42 +280,16 @@
         <w:spacing w:after="120"/>
       </w:pPr>
       <w:r>
-        <w:t>Lin et al. [7] propose a mixture of empathetic listeners (</w:t>
+        <w:t xml:space="preserve">Work on the </w:t>
       </w:r>
       <w:r>
         <w:rPr>
           <w:b/>
         </w:rPr>
-        <w:t>MoEL</w:t>
+        <w:t>listener's side of the conversation</w:t>
       </w:r>
       <w:r>
-        <w:t>), in which the model first detects the user's emotion and then combines the outputs of listener components specialised for different emotions. Majumder et al. [8] observe that empathetic responses often mimic the user's emotion to a degree that depends on its polarity, and model this through polarity-based emotion groups and stochastic emotion mixing (</w:t>
-      </w:r>
-      <w:r>
-        <w:rPr>
-          <w:b/>
-        </w:rPr>
-        <w:t>MIME</w:t>
-      </w:r>
-      <w:r>
-        <w:t>). Li et al. [9] model emotion at both the dialogue and token levels and use adversarial learning with user feedback (</w:t>
-      </w:r>
-      <w:r>
-        <w:rPr>
-          <w:b/>
-        </w:rPr>
-        <w:t>EmpDG</w:t>
-      </w:r>
-      <w:r>
-        <w:t>). When these models are re-evaluated under a common setting, they recognise the speaker's emotion with only 30.6-31.2% accuracy and produce replies of low lexical diversity [13]. Their main drawback is that emotion recognition is learned as an auxiliary task of small generators trained from scratch, which limits both recognition accuracy and fluency.</w:t>
-      </w:r>
-    </w:p>
-    <w:p>
-      <w:pPr>
-        <w:pStyle w:val="Heading2"/>
-      </w:pPr>
-      <w:r>
-        <w:t>2.2.2 Knowledge-Enhanced Empathetic Generation</w:t>
+        <w:t xml:space="preserve"> approached the problem differently. Welivita and Pu (2020) annotated a large sample of EmpatheticDialogues and derived a taxonomy of empathetic response intents, showing that human listeners in this corpus rely on a small, describable set of behaviours such as questioning, acknowledging, consoling and encouraging [32]. Their finding matters for any rule-based approach, including ours, because it establishes that supportive replies have recognisable structure rather than being unconstrained text.</w:t>
       </w:r>
     </w:p>
     <w:p>
@@ -414,43 +297,16 @@
         <w:spacing w:after="120"/>
       </w:pPr>
       <w:r>
-        <w:t xml:space="preserve">Later work adds external knowledge to capture why the user feels as they do. </w:t>
+        <w:t xml:space="preserve">The arrival of </w:t>
       </w:r>
       <w:r>
         <w:rPr>
           <w:b/>
         </w:rPr>
-        <w:t>KEMP</w:t>
+        <w:t>large language models</w:t>
       </w:r>
       <w:r>
-        <w:t xml:space="preserve"> [10] enriches the dialogue history with commonsense and emotional lexical knowledge organised into an emotional context graph. </w:t>
-      </w:r>
-      <w:r>
-        <w:rPr>
-          <w:b/>
-        </w:rPr>
-        <w:t>CEM</w:t>
-      </w:r>
-      <w:r>
-        <w:t xml:space="preserve"> [11] uses commonsense inferences about the user's situation to model both the affective and cognitive aspects of empathy. </w:t>
-      </w:r>
-      <w:r>
-        <w:rPr>
-          <w:b/>
-        </w:rPr>
-        <w:t>CASE</w:t>
-      </w:r>
-      <w:r>
-        <w:t xml:space="preserve"> [12] aligns cognition and affection at both coarse and fine levels of granularity, and </w:t>
-      </w:r>
-      <w:r>
-        <w:rPr>
-          <w:b/>
-        </w:rPr>
-        <w:t>ESCM</w:t>
-      </w:r>
-      <w:r>
-        <w:t xml:space="preserve"> [27] models dynamic correlations between emotion and semantics. These methods raise emotion recognition accuracy to 36.6-41.2%. However, in human evaluation CEM and CASE receive empathy ratings of only 3.08 and 3.04 out of 5, showing that knowledge integration adds complexity to small generators without closing the gap to modern language models.</w:t>
+        <w:t xml:space="preserve"> changed the comparison entirely. Qian et al. (2023) put ChatGPT against the purpose-built models above in a human evaluation and found that raters preferred it decisively, scoring it 4.64 out of 5 against 3.08 for CEM, and further showed that its replies improve when it is given the emotion explicitly or asked to reason about the speaker's situation before answering [13]. Loh and Raamkumar (2023) evaluated large language models directly against counselling criteria for online mental-health support and reached a similar conclusion about their capability while noting that their replies remain generic without structure [14]. Cao et al. (2025) proposed TOOL-ED, which treats a commonsense knowledge base as a tool the model may call during generation, so that the knowledge that KEMP and CEM built into the architecture is instead retrieved on demand [15]. Wu et al. (2025) conditioned generation on inferred personality traits, arguing that the same situation warrants different responses to different people, and reported 45.4% emotion accuracy for their personality-aware model [16]. Wang et al. (2025) applied a large language model to emotional support conversation, where the task extends from a single reply to a strategy across a dialogue [43], and Rasool et al. (2025) fused emotion-aware embeddings across several models for intelligent response generation [44]. Li et al. (2024) took the reasoning route, proposing an emotional chain-of-thought in which the model is prompted to work through the emotional situation in steps before producing its answer [17].</w:t>
       </w:r>
     </w:p>
     <w:p>
@@ -458,25 +314,16 @@
         <w:spacing w:after="120"/>
       </w:pPr>
       <w:r>
-        <w:t xml:space="preserve">Cao et al. [28] carry this idea into the LLM era with the </w:t>
+        <w:t xml:space="preserve">Whether these models actually </w:t>
       </w:r>
       <w:r>
         <w:rPr>
-          <w:b/>
+          <w:i/>
         </w:rPr>
-        <w:t>EKTC</w:t>
+        <w:t>recognise</w:t>
       </w:r>
       <w:r>
-        <w:t xml:space="preserve"> framework, in which a fine-tuned LLM decides when to call a commonsense knowledge base as a tool, and construct the </w:t>
-      </w:r>
-      <w:r>
-        <w:rPr>
-          <w:b/>
-        </w:rPr>
-        <w:t>TOOL-ED</w:t>
-      </w:r>
-      <w:r>
-        <w:t xml:space="preserve"> dataset by inserting tool-use trajectories into EmpatheticDialogues. Fine-tuning Qwen1.5-14B and Vicuna-7B on this data yields a BERTScore of 0.8765, and in A/B human evaluation by three researchers the tool-calling models win 61.3% (Qwen) and 72.3% (Vicuna) of empathy comparisons against the same models fine-tuned on plain EmpatheticDialogues. The approach requires fine-tuning models of 7-14 billion parameters, well beyond a consumer GPU, and does not measure whether replies obey explicit interaction constraints.</w:t>
+        <w:t xml:space="preserve"> emotion well is a separate question, and the evidence is mixed. Feng et al. (2023) evaluated large language models on affect recognition in conversation and found their performance competitive but not clearly superior to purpose-trained classifiers [21]. Belay et al. (2025) evaluated them on multi-label emotion understanding and found that identifying several co-occurring emotions remains difficult [20], a result that bears directly on a corpus that assigns one label per conversation. Koga et al. (2023) studied emotions that are elicited but not stated, showing that a substantial part of the problem is inference rather than classification [19]. From deployed systems, the Chirpy Cardinal open-domain agent reports a practical finding that we observe again in our own results: a RoBERTa classifier over the same 32 EmpatheticDialogues categories reaches about 61.5% accuracy, and its errors concentrate among neighbouring emotions rather than being spread at random [45].</w:t>
       </w:r>
     </w:p>
     <w:p>
@@ -484,15 +331,16 @@
         <w:spacing w:after="120"/>
       </w:pPr>
       <w:r>
-        <w:t>Wu et al. [29] argue that empathetic expression should adapt to the speaker's personality and incorporate visual and MBTI personality information into a GPT-2-based generator. On text-only EmpatheticDialogues their model reaches 45.4% emotion recognition accuracy, and it is evaluated by seven graduate annotators using both five-point ratings and pairwise comparisons. For general text-based support, however, the approach depends on multimodal input and personality labels that a user's message does not provide.</w:t>
+        <w:t xml:space="preserve">The </w:t>
       </w:r>
-    </w:p>
-    <w:p>
-      <w:pPr>
-        <w:pStyle w:val="Heading2"/>
-      </w:pPr>
       <w:r>
-        <w:t>2.2.3 Large Language Models for Empathetic and Supportive Dialogue</w:t>
+        <w:rPr>
+          <w:b/>
+        </w:rPr>
+        <w:t>clinical</w:t>
+      </w:r>
+      <w:r>
+        <w:t xml:space="preserve"> end of the field uses the same machinery for screening rather than for replying. Lan et al. (2024) applied large language models to depression detection from social media text [22]; the CLPsych 2025 shared task framed the problem as capturing mental-health dynamics along a user's timeline [23]; and Kumar et al. (2024) surveyed the two obstacles that constrain the whole area, namely scarce labelled data and the bias that follows from it [25]. Against this, the systematic review by Sorin et al. (2024) is the most relevant caution for our own design: across the studies it examined, large language models were frequently rated as empathetic as or more empathetic than clinicians, but their empathy was repetitive, relying on a small set of stock formulations [24].</w:t>
       </w:r>
     </w:p>
     <w:p>
@@ -500,7 +348,16 @@
         <w:spacing w:after="120"/>
       </w:pPr>
       <w:r>
-        <w:t>Qian et al. [13] compare GPT-3.5 and ChatGPT with the trained state of the art on EmpatheticDialogues. Human evaluators rate ChatGPT at 4.64 out of 5 for empathy, against 3.08 for CEM and 3.04 for CASE, and its replies are several times more lexically diverse. A systematic review of twelve studies on LLM empathy [15] confirms that LLMs display elements of cognitive empathy, but also reports recurring weaknesses: repetitive use of empathic phrases, a tendency to forget initial instructions, and lengthy responses that "could potentially be erroneously associated with greater empathy". These behaviours motivate the explicit rule-adherence, repetition and length analyses used in this thesis.</w:t>
+        <w:t xml:space="preserve">The closest work to this thesis, and the study we must position ourselves against, is the </w:t>
+      </w:r>
+      <w:r>
+        <w:rPr>
+          <w:b/>
+        </w:rPr>
+        <w:t>Hybrid Empathetic Framework</w:t>
+      </w:r>
+      <w:r>
+        <w:t xml:space="preserve"> of Yang et al. (2024), which augments a large language model with a small, specialised empathetic model and uses a two-stage emotion prediction strategy together with emotion-cause identification [46]. That is the same architectural intuition this thesis pursues: a small model that is good at emotion, feeding a large model that is good at language, with the emotional decision taken in a stage of its own. The differences are in what each system is built for. Their framework is aimed at benchmark performance on empathetic generation; ours is aimed at operating within 8 GB of memory on a consumer GPU, at exposing the complete emotional decision, including the candidate emotions and the words that produced them, as an audit trail attached to every reply, and at evaluating replies on what a support reply must do rather than on similarity to a reference. The existence of that paper means our contribution cannot be, and is not claimed to be, the idea of separating detection from generation; it is what that separation is made to deliver, and the evidence gathered for it.</w:t>
       </w:r>
     </w:p>
     <w:p>
@@ -508,49 +365,7 @@
         <w:spacing w:after="120"/>
       </w:pPr>
       <w:r>
-        <w:t>Wang et al. [14] combine prompt engineering with LoRA and full-parameter fine-tuning of Qwen2.5 models for the NLPCC 2025 emotional-support task. Every fine-tuned configuration outperforms the prompted base model on validation, with the best configuration reaching a total score of 41.17 against 30.87 without fine-tuning, and their submission ranked second. These gains, however, required fine-tuning a 72-billion-parameter model. Rasool et al. [30] fuse emotion-lexicon and multi-level embeddings into Flan-T5, Llama 2, DeepSeek-R1 and GPT-4 for psychotherapy transcripts, using a BERT-based model for emotion detection and a generative LLM for the response. Their paired t-tests show that the improvements in empathy (p = 0.53) and coherence (p = 0.12) are not statistically significant, and they call for human evaluation in future work. Both studies support separating emotion understanding from generation, but neither enforces or measures controllable response behaviour, and the second illustrates how reported gains can fail a significance test.</w:t>
-      </w:r>
-    </w:p>
-    <w:p>
-      <w:pPr>
-        <w:pStyle w:val="Heading2"/>
-      </w:pPr>
-      <w:r>
-        <w:t>2.2.4 Emotion Recognition and Evaluation Methodology</w:t>
-      </w:r>
-    </w:p>
-    <w:p>
-      <w:pPr>
-        <w:spacing w:after="120"/>
-      </w:pPr>
-      <w:r>
-        <w:t xml:space="preserve">Paranjape et al. [31] describe Chirpy Cardinal, a socialbot developed for the Alexa Prize, which includes an emotion classifier obtained by fine-tuning RoBERTa on the first utterance of each EmpatheticDialogues conversation. The classifier reaches 61.5% top-1 and 92% top-5 accuracy, with most errors occurring between similar labels such as </w:t>
-      </w:r>
-      <w:r>
-        <w:rPr>
-          <w:i/>
-        </w:rPr>
-        <w:t>angry</w:t>
-      </w:r>
-      <w:r>
-        <w:t xml:space="preserve"> and </w:t>
-      </w:r>
-      <w:r>
-        <w:rPr>
-          <w:i/>
-        </w:rPr>
-        <w:t>furious</w:t>
-      </w:r>
-      <w:r>
-        <w:t>. This is the published result most directly comparable to the emotion detector developed in this thesis. Belay et al. [32] evaluate encoder-only, encoder-decoder and decoder-only language models on multi-label emotion classification in four Ethiopian languages and English, and conclude that fine-tuned encoder models still outperform few-shot LLMs at emotion classification. This supports the use of a dedicated encoder, rather than a generative model, for emotion detection.</w:t>
-      </w:r>
-    </w:p>
-    <w:p>
-      <w:pPr>
-        <w:spacing w:after="120"/>
-      </w:pPr>
-      <w:r>
-        <w:t>For evaluation, Zheng et al. [18] establish the use of strong LLMs as judges and document their position, verbosity and self-enhancement biases. Panickssery et al. [33] show that LLM evaluators can recognise their own generations and score them more favourably, and Verga et al. [19] find that a panel of judges drawn from different model families is less biased than a single large judge. For automatic empathy scoring, the WASSA 2024 shared task provides systems trained on human empathy ratings of conversation turns [16]. Across the EmpatheticDialogues literature, human evaluation uses either five-point ratings or A/B preference judgements, and Wu et al. note that pairwise comparison accounts for individual variation among annotators. Table 2.1 summarises the reviewed work.</w:t>
+        <w:t>Table 2.1 sets out the works closest to this thesis side by side, with what each one used, what it achieved, and the limitation that matters here.</w:t>
       </w:r>
     </w:p>
     <w:tbl>
@@ -1351,7 +1166,24 @@
           <w:i/>
           <w:sz w:val="20"/>
         </w:rPr>
-        <w:t>Table 2.1: Summary of the existing research reviewed in this chapter</w:t>
+        <w:t>Table 2.1: The works closest to this thesis, and the limitation of each</w:t>
+      </w:r>
+    </w:p>
+    <w:p>
+      <w:pPr>
+        <w:spacing w:after="120"/>
+      </w:pPr>
+      <w:r>
+        <w:t xml:space="preserve">Finally, the question of </w:t>
+      </w:r>
+      <w:r>
+        <w:rPr>
+          <w:b/>
+        </w:rPr>
+        <w:t>how any of this should be judged</w:t>
+      </w:r>
+      <w:r>
+        <w:t xml:space="preserve"> has become a literature of its own. Zheng et al. (2023) established that strong language models used as judges agree with human preferences over 80% of the time, while documenting their biases, including a preference for longer answers [28]. Panickssery et al. (2024) showed that such evaluators recognise and favour their own generations, which makes the choice of judge a methodological decision rather than a convenience [30]. Verga et al. (2024) proposed replacing a single large judge with a panel drawn from different model families, reporting lower intra-model bias at lower cost [29]. The WASSA shared task offers the complementary approach of a classifier trained directly on human empathy ratings [26], [27]. This thesis uses all three, and Section 5.1.5 describes the panel that results.</w:t>
       </w:r>
     </w:p>
     <w:p>
@@ -1367,7 +1199,7 @@
         <w:spacing w:after="120"/>
       </w:pPr>
       <w:r>
-        <w:t>Research on empathetic response generation has moved from small models trained from scratch to large pre-trained language models. Early joint models such as MoEL, MIME and EmpDG treat emotion recognition as an auxiliary task and identify the speaker's emotion in only 30.6-31.2% of cases [7], [8], [9], [13]. Knowledge-enhanced successors, including KEMP, CEM, CASE and ESCM, raise this to 36.6-41.2% by adding commonsense and emotional knowledge [10], [11], [12], [27], and personality-aware multimodal generation reaches 45.4% on text-only EmpatheticDialogues [29]. Dedicated classifiers do better still: a fine-tuned RoBERTa model reaches 61.5% on the first utterance of each conversation [31], and fine-tuned encoders continue to outperform prompted LLMs at emotion classification [32]. On the generation side, instruction-following LLMs have changed the landscape. Human evaluators rate ChatGPT at 4.64 out of 5 for empathy against about 3.0 for the best trained models, and recent systems fine-tune LLMs of 7 to 72 billion parameters with knowledge tools or emotional-support data to improve further [28], [14].</w:t>
+        <w:t>Six findings emerge from the work reviewed above, and together they define the space this thesis occupies.</w:t>
       </w:r>
     </w:p>
     <w:p>
@@ -1375,43 +1207,13 @@
         <w:spacing w:after="120"/>
       </w:pPr>
       <w:r>
-        <w:t xml:space="preserve">These advances leave four problems open. First, </w:t>
-      </w:r>
-      <w:r>
         <w:rPr>
           <w:b/>
         </w:rPr>
-        <w:t>LLM empathy is fluent but difficult to control</w:t>
+        <w:t>Pre-training matters more than architecture on this task:</w:t>
       </w:r>
       <w:r>
-        <w:t xml:space="preserve">. LLMs repeat empathic phrases, forget initial instructions and produce lengthy responses that may be mistaken for greater empathy [15], yet none of the EmpatheticDialogues studies reviewed measures whether replies follow explicit interaction rules. Second, </w:t>
-      </w:r>
-      <w:r>
-        <w:rPr>
-          <w:b/>
-        </w:rPr>
-        <w:t>the strongest results depend on resources beyond a consumer GPU</w:t>
-      </w:r>
-      <w:r>
-        <w:t xml:space="preserve">, such as fine-tuning models of tens of billions of parameters, multimodal input, or commercial APIs to which a user's disclosure must be sent. Third, </w:t>
-      </w:r>
-      <w:r>
-        <w:rPr>
-          <w:b/>
-        </w:rPr>
-        <w:t>emotion recognition is often evaluated on an easier input than a deployed system receives</w:t>
-      </w:r>
-      <w:r>
-        <w:t xml:space="preserve">. Classifiers trained on situation descriptions read an explicit summary rather than the user's message [2], and joint models do not expose the emotion they recognise for inspection. Fourth, </w:t>
-      </w:r>
-      <w:r>
-        <w:rPr>
-          <w:b/>
-        </w:rPr>
-        <w:t>the statistical evidence is often thin</w:t>
-      </w:r>
-      <w:r>
-        <w:t>. Most studies report differences in automatic metrics or small human studies without paired significance testing, and at least one reports empathy gains that are not statistically significant [30]. Future work should therefore pursue controllable and inspectable behaviour under realistic resource limits, emotion recognition evaluated on real conversational input, and conclusions supported by appropriate statistical tests.</w:t>
+        <w:t xml:space="preserve"> The joint models improve from 30.6% to 41.2% emotion accuracy by adding mixtures of listeners, emotion mimicry, commonsense knowledge and graph reasoning [6], [7], [8], [9], [10], [11], [12], while RoBERTa-GPT2 reaches 51.5% simply by starting from pre-trained components [42]. The lesson we take from this is to spend the parameter budget on strong pre-trained models and on how they are connected, rather than on architectural machinery trained from scratch.</w:t>
       </w:r>
     </w:p>
     <w:p>
@@ -1419,344 +1221,83 @@
         <w:spacing w:after="120"/>
       </w:pPr>
       <w:r>
-        <w:t>This thesis addresses these gaps as summarised in Table 2.2.</w:t>
+        <w:rPr>
+          <w:b/>
+        </w:rPr>
+        <w:t>Large language models write better replies than purpose-built empathetic models, but not more accurate ones:</w:t>
+      </w:r>
+      <w:r>
+        <w:t xml:space="preserve"> Human raters prefer ChatGPT to CEM by a wide margin [13], yet evaluations of emotion recognition find large models no better than trained classifiers [21], weak at multi-label emotion [20], and challenged by emotions that are implied rather than stated [19]. This asymmetry, strong generation and unreliable recognition, is the direct argument for giving recognition to a separate model.</w:t>
       </w:r>
     </w:p>
-    <w:tbl>
-      <w:tblPr>
-        <w:tblStyle w:val="TableGrid"/>
-        <w:tblW w:type="auto" w:w="0"/>
-        <w:tblLook w:firstColumn="1" w:firstRow="1" w:lastColumn="0" w:lastRow="0" w:noHBand="0" w:noVBand="1" w:val="04A0"/>
-      </w:tblPr>
-      <w:tblGrid>
-        <w:gridCol w:w="2340"/>
-        <w:gridCol w:w="2340"/>
-        <w:gridCol w:w="2340"/>
-        <w:gridCol w:w="2340"/>
-      </w:tblGrid>
-      <w:tr>
-        <w:tc>
-          <w:tcPr>
-            <w:tcW w:type="dxa" w:w="2340"/>
-            <w:shd w:val="clear" w:color="auto" w:fill="E3EEFB"/>
-          </w:tcPr>
-          <w:p>
-            <w:r>
-              <w:rPr>
-                <w:b/>
-              </w:rPr>
-            </w:r>
-            <w:r>
-              <w:rPr>
-                <w:b/>
-                <w:sz w:val="16"/>
-              </w:rPr>
-              <w:t>Gap</w:t>
-            </w:r>
-          </w:p>
-        </w:tc>
-        <w:tc>
-          <w:tcPr>
-            <w:tcW w:type="dxa" w:w="2340"/>
-            <w:shd w:val="clear" w:color="auto" w:fill="E3EEFB"/>
-          </w:tcPr>
-          <w:p>
-            <w:r>
-              <w:rPr>
-                <w:b/>
-              </w:rPr>
-            </w:r>
-            <w:r>
-              <w:rPr>
-                <w:b/>
-                <w:sz w:val="16"/>
-              </w:rPr>
-              <w:t>What the literature lacks</w:t>
-            </w:r>
-          </w:p>
-        </w:tc>
-        <w:tc>
-          <w:tcPr>
-            <w:tcW w:type="dxa" w:w="2340"/>
-            <w:shd w:val="clear" w:color="auto" w:fill="E3EEFB"/>
-          </w:tcPr>
-          <w:p>
-            <w:r>
-              <w:rPr>
-                <w:b/>
-              </w:rPr>
-            </w:r>
-            <w:r>
-              <w:rPr>
-                <w:b/>
-                <w:sz w:val="16"/>
-              </w:rPr>
-              <w:t>How this thesis addresses it</w:t>
-            </w:r>
-          </w:p>
-        </w:tc>
-        <w:tc>
-          <w:tcPr>
-            <w:tcW w:type="dxa" w:w="2340"/>
-            <w:shd w:val="clear" w:color="auto" w:fill="E3EEFB"/>
-          </w:tcPr>
-          <w:p>
-            <w:r>
-              <w:rPr>
-                <w:b/>
-              </w:rPr>
-            </w:r>
-            <w:r>
-              <w:rPr>
-                <w:b/>
-                <w:sz w:val="16"/>
-              </w:rPr>
-              <w:t>Section</w:t>
-            </w:r>
-          </w:p>
-        </w:tc>
-      </w:tr>
-      <w:tr>
-        <w:tc>
-          <w:tcPr>
-            <w:tcW w:type="dxa" w:w="2340"/>
-          </w:tcPr>
-          <w:p>
-            <w:r/>
-            <w:r>
-              <w:rPr>
-                <w:sz w:val="16"/>
-              </w:rPr>
-              <w:t>G1</w:t>
-            </w:r>
-          </w:p>
-        </w:tc>
-        <w:tc>
-          <w:tcPr>
-            <w:tcW w:type="dxa" w:w="2340"/>
-          </w:tcPr>
-          <w:p>
-            <w:r/>
-            <w:r>
-              <w:rPr>
-                <w:sz w:val="16"/>
-              </w:rPr>
-              <w:t>Measured control over interaction behaviour</w:t>
-            </w:r>
-          </w:p>
-        </w:tc>
-        <w:tc>
-          <w:tcPr>
-            <w:tcW w:type="dxa" w:w="2340"/>
-          </w:tcPr>
-          <w:p>
-            <w:r/>
-            <w:r>
-              <w:rPr>
-                <w:sz w:val="16"/>
-              </w:rPr>
-              <w:t>Explicit response rules scored for every reply and compared against monolithic alternatives</w:t>
-            </w:r>
-          </w:p>
-        </w:tc>
-        <w:tc>
-          <w:tcPr>
-            <w:tcW w:type="dxa" w:w="2340"/>
-          </w:tcPr>
-          <w:p>
-            <w:r/>
-            <w:r>
-              <w:rPr>
-                <w:sz w:val="16"/>
-              </w:rPr>
-              <w:t>4.2, 5.1</w:t>
-            </w:r>
-          </w:p>
-        </w:tc>
-      </w:tr>
-      <w:tr>
-        <w:tc>
-          <w:tcPr>
-            <w:tcW w:type="dxa" w:w="2340"/>
-          </w:tcPr>
-          <w:p>
-            <w:r/>
-            <w:r>
-              <w:rPr>
-                <w:sz w:val="16"/>
-              </w:rPr>
-              <w:t>G2</w:t>
-            </w:r>
-          </w:p>
-        </w:tc>
-        <w:tc>
-          <w:tcPr>
-            <w:tcW w:type="dxa" w:w="2340"/>
-          </w:tcPr>
-          <w:p>
-            <w:r/>
-            <w:r>
-              <w:rPr>
-                <w:sz w:val="16"/>
-              </w:rPr>
-              <w:t>Inspectable emotional reasoning</w:t>
-            </w:r>
-          </w:p>
-        </w:tc>
-        <w:tc>
-          <w:tcPr>
-            <w:tcW w:type="dxa" w:w="2340"/>
-          </w:tcPr>
-          <w:p>
-            <w:r/>
-            <w:r>
-              <w:rPr>
-                <w:sz w:val="16"/>
-              </w:rPr>
-              <w:t>A separate detector whose top-3 candidates, chosen emotion and influential words are exposed</w:t>
-            </w:r>
-          </w:p>
-        </w:tc>
-        <w:tc>
-          <w:tcPr>
-            <w:tcW w:type="dxa" w:w="2340"/>
-          </w:tcPr>
-          <w:p>
-            <w:r/>
-            <w:r>
-              <w:rPr>
-                <w:sz w:val="16"/>
-              </w:rPr>
-              <w:t>4.1, 4.2</w:t>
-            </w:r>
-          </w:p>
-        </w:tc>
-      </w:tr>
-      <w:tr>
-        <w:tc>
-          <w:tcPr>
-            <w:tcW w:type="dxa" w:w="2340"/>
-          </w:tcPr>
-          <w:p>
-            <w:r/>
-            <w:r>
-              <w:rPr>
-                <w:sz w:val="16"/>
-              </w:rPr>
-              <w:t>G3</w:t>
-            </w:r>
-          </w:p>
-        </w:tc>
-        <w:tc>
-          <w:tcPr>
-            <w:tcW w:type="dxa" w:w="2340"/>
-          </w:tcPr>
-          <w:p>
-            <w:r/>
-            <w:r>
-              <w:rPr>
-                <w:sz w:val="16"/>
-              </w:rPr>
-              <w:t>Small, self-hostable systems</w:t>
-            </w:r>
-          </w:p>
-        </w:tc>
-        <w:tc>
-          <w:tcPr>
-            <w:tcW w:type="dxa" w:w="2340"/>
-          </w:tcPr>
-          <w:p>
-            <w:r/>
-            <w:r>
-              <w:rPr>
-                <w:sz w:val="16"/>
-              </w:rPr>
-              <w:t>A 125M-parameter detector and a 3.8B-parameter generator on a single 8 GB GPU, without fine-tuning the generator</w:t>
-            </w:r>
-          </w:p>
-        </w:tc>
-        <w:tc>
-          <w:tcPr>
-            <w:tcW w:type="dxa" w:w="2340"/>
-          </w:tcPr>
-          <w:p>
-            <w:r/>
-            <w:r>
-              <w:rPr>
-                <w:sz w:val="16"/>
-              </w:rPr>
-              <w:t>4.2, 3.8</w:t>
-            </w:r>
-          </w:p>
-        </w:tc>
-      </w:tr>
-      <w:tr>
-        <w:tc>
-          <w:tcPr>
-            <w:tcW w:type="dxa" w:w="2340"/>
-          </w:tcPr>
-          <w:p>
-            <w:r/>
-            <w:r>
-              <w:rPr>
-                <w:sz w:val="16"/>
-              </w:rPr>
-              <w:t>G4</w:t>
-            </w:r>
-          </w:p>
-        </w:tc>
-        <w:tc>
-          <w:tcPr>
-            <w:tcW w:type="dxa" w:w="2340"/>
-          </w:tcPr>
-          <w:p>
-            <w:r/>
-            <w:r>
-              <w:rPr>
-                <w:sz w:val="16"/>
-              </w:rPr>
-              <w:t>Statistical rigour</w:t>
-            </w:r>
-          </w:p>
-        </w:tc>
-        <w:tc>
-          <w:tcPr>
-            <w:tcW w:type="dxa" w:w="2340"/>
-          </w:tcPr>
-          <w:p>
-            <w:r/>
-            <w:r>
-              <w:rPr>
-                <w:sz w:val="16"/>
-              </w:rPr>
-              <w:t>Paired tests with confidence intervals and multiple-comparison correction, error-propagation analysis, and several independent evaluation signals</w:t>
-            </w:r>
-          </w:p>
-        </w:tc>
-        <w:tc>
-          <w:tcPr>
-            <w:tcW w:type="dxa" w:w="2340"/>
-          </w:tcPr>
-          <w:p>
-            <w:r/>
-            <w:r>
-              <w:rPr>
-                <w:sz w:val="16"/>
-              </w:rPr>
-              <w:t>5.3</w:t>
-            </w:r>
-          </w:p>
-        </w:tc>
-      </w:tr>
-    </w:tbl>
-    <w:p/>
     <w:p>
+      <w:pPr>
+        <w:spacing w:after="120"/>
+      </w:pPr>
       <w:r>
         <w:rPr>
-          <w:i/>
-          <w:sz w:val="20"/>
+          <w:b/>
         </w:rPr>
-        <w:t>Table 2.2: Research gaps and how this thesis addresses them</w:t>
+        <w:t>Machine empathy repeats itself:</w:t>
+      </w:r>
+      <w:r>
+        <w:t xml:space="preserve"> The characteristic weakness identified in systematic review is not incompetence but sameness: fluent, kind, and drawn from a small stock of phrases [24]. Few papers measure this, and none of the joint models above report it, which is why a repetition measure is included among our own signals.</w:t>
+      </w:r>
+    </w:p>
+    <w:p>
+      <w:pPr>
+        <w:spacing w:after="120"/>
+      </w:pPr>
+      <w:r>
+        <w:rPr>
+          <w:b/>
+        </w:rPr>
+        <w:t>Structure helps, and there is more than one way to supply it:</w:t>
+      </w:r>
+      <w:r>
+        <w:t xml:space="preserve"> Telling the model the emotion, asking it to reason before answering [13], [17], giving it a knowledge base to call [15], conditioning on personality [16], or retrieving related passages [40]: all of these add structure to an otherwise unconstrained generator, and all report gains. What has not been established is which of them is worth its cost under a hardware constraint, which is the comparison Chapter 5 carries out.</w:t>
+      </w:r>
+    </w:p>
+    <w:p>
+      <w:pPr>
+        <w:spacing w:after="120"/>
+      </w:pPr>
+      <w:r>
+        <w:rPr>
+          <w:b/>
+        </w:rPr>
+        <w:t>Evaluation is the field's weakest point:</w:t>
+      </w:r>
+      <w:r>
+        <w:t xml:space="preserve"> Published comparisons rest largely on overlap with a reference reply, which cannot tell whether a reply acknowledged the feeling or asked five questions. The alternatives now available, an empathy classifier trained on human ratings [26], [27] and panels of language-model judges drawn from different families [28], [29], [30], are what allow this thesis to be evaluated on what the replies do rather than on what they resemble.</w:t>
+      </w:r>
+    </w:p>
+    <w:p>
+      <w:pPr>
+        <w:spacing w:after="120"/>
+      </w:pPr>
+      <w:r>
+        <w:rPr>
+          <w:b/>
+        </w:rPr>
+        <w:t>Separating the small model from the large one has been proposed, but for a different purpose:</w:t>
+      </w:r>
+      <w:r>
+        <w:t xml:space="preserve"> The Hybrid Empathetic Framework pairs a small empathetic model with a large language model and predicts emotion in two stages [46]. Our work shares that structure and differs in its purpose: a complete system inside 8 GB, an emotional decision exposed as an auditable record rather than an internal step, and an evaluation built around rule adherence, emotional fidelity, a three-rater empathy panel and paired statistics.</w:t>
+      </w:r>
+    </w:p>
+    <w:p>
+      <w:pPr>
+        <w:spacing w:after="120"/>
+      </w:pPr>
+      <w:r>
+        <w:rPr>
+          <w:b/>
+        </w:rPr>
+        <w:t>The gap this thesis addresses:</w:t>
+      </w:r>
+      <w:r>
+        <w:t xml:space="preserve"> No existing work, to our knowledge, builds an empathetic response system that (i) runs entirely within consumer hardware so that a user's disclosure never leaves the machine, (ii) exposes every part of its emotional decision, from the candidate emotions and their confidence to the words that produced them, for inspection before a reply is generated, and (iii) is evaluated against single-model baselines of both comparable and larger size on measures that correspond to what a supportive reply must do, with every difference tested statistically. Chapters 4 and 5 build and evaluate exactly that system.</w:t>
       </w:r>
     </w:p>
     <w:sectPr>

--- a/final writing/Chapter_2_Literature_Review.docx
+++ b/final writing/Chapter_2_Literature_Review.docx
@@ -255,7 +255,84 @@
         <w:spacing w:after="120"/>
       </w:pPr>
       <w:r>
-        <w:t>The study that created this field, published at ACL by Rashkin et al. (2019), introduced EmpatheticDialogues and with it the framing every later paper has used: a listener replies to someone describing an emotional situation, and the emotion is one of 32 fine-grained categories rather than a positive or negative sentiment. The paper also established the two ways of using the label, either supplying it to the generator or asking the model to predict it, and reported a fastText classifier at 43% accuracy on the situation description as a reference point for the recognition task [4].</w:t>
+        <w:t>The work relevant to this thesis falls into six groups. The first is the benchmark that created the field. The second is the family of models trained end to end on that benchmark. The third looks at the listener's side of the conversation rather than the speaker's. The fourth is the arrival of large language models, which changed what a strong reply looks like. The fifth asks a narrower question that matters a great deal here: whether those models actually recognise emotion, as opposed to writing well about it. The sixth is the clinical work that borrows the same machinery for screening rather than for replying. The section closes with the study closest to ours, and with the separate question of how any of this should be judged.</w:t>
+      </w:r>
+    </w:p>
+    <w:p>
+      <w:pPr>
+        <w:pStyle w:val="Heading2"/>
+      </w:pPr>
+      <w:r>
+        <w:t>2.2.1 The Benchmark That Created the Field</w:t>
+      </w:r>
+    </w:p>
+    <w:p>
+      <w:pPr>
+        <w:spacing w:after="120"/>
+      </w:pPr>
+      <w:r>
+        <w:t xml:space="preserve">The study that created this field was published at ACL by Rashkin et al. in 2019, and it did two things at once. It released EmpatheticDialogues, and it fixed the framing that every later paper has used: a listener replies to someone who is describing an emotional situation, and the emotion is one of 32 fine-grained categories rather than a positive or negative sentiment [4]. The choice of 32 categories is not incidental. It forces a system to separate feelings that a sentiment model would merge, such as </w:t>
+      </w:r>
+      <w:r>
+        <w:rPr>
+          <w:i/>
+        </w:rPr>
+        <w:t>sad</w:t>
+      </w:r>
+      <w:r>
+        <w:t xml:space="preserve">, </w:t>
+      </w:r>
+      <w:r>
+        <w:rPr>
+          <w:i/>
+        </w:rPr>
+        <w:t>lonely</w:t>
+      </w:r>
+      <w:r>
+        <w:t xml:space="preserve">, </w:t>
+      </w:r>
+      <w:r>
+        <w:rPr>
+          <w:i/>
+        </w:rPr>
+        <w:t>disappointed</w:t>
+      </w:r>
+      <w:r>
+        <w:t xml:space="preserve"> and </w:t>
+      </w:r>
+      <w:r>
+        <w:rPr>
+          <w:i/>
+        </w:rPr>
+        <w:t>devastated</w:t>
+      </w:r>
+      <w:r>
+        <w:t>, and it is the reason a top-1 accuracy figure on this corpus is far lower than accuracy figures reported on two-class or six-class emotion tasks.</w:t>
+      </w:r>
+    </w:p>
+    <w:p>
+      <w:pPr>
+        <w:spacing w:after="120"/>
+      </w:pPr>
+      <w:r>
+        <w:t xml:space="preserve">Two further decisions in that paper shaped everything after it. The first is that the emotion label may be used in two different ways, either handed to the generator as a given or predicted by the model itself, and the paper reports results for both. The second is a reference point for the recognition task: a fastText classifier reaching about 43% accuracy [4]. That number is quoted often, and it needs a caution that matters for our own results. It was measured on the </w:t>
+      </w:r>
+      <w:r>
+        <w:rPr>
+          <w:i/>
+        </w:rPr>
+        <w:t>situation description</w:t>
+      </w:r>
+      <w:r>
+        <w:t>, the text the crowdworker wrote about the event, and not on the first message the speaker sends to the listener. The two texts differ in length and in explicitness, because a description written about an event states the feeling more openly than a message written to another person. Any system that must work from what a user actually types is solving the harder of the two problems, and Section 5.2.2 gives our own measurement of that gap.</w:t>
+      </w:r>
+    </w:p>
+    <w:p>
+      <w:pPr>
+        <w:pStyle w:val="Heading2"/>
+      </w:pPr>
+      <w:r>
+        <w:t>2.2.2 Joint Models Trained End to End</w:t>
       </w:r>
     </w:p>
     <w:p>
@@ -272,7 +349,7 @@
         <w:t>joint models</w:t>
       </w:r>
       <w:r>
-        <w:t xml:space="preserve"> followed, each adding a mechanism to a single encoder-decoder trained end to end on the corpus. MoEL (Lin et al., 2019) replaced the single decoder with a mixture of listeners, one per emotion, and combined their outputs with a softmax over the detected emotion [6]. MIME (Majumder et al., 2020) argued that a good listener partly mirrors the speaker's feeling and partly balances it, and built emotion mimicry and polarity grouping into the model [7]. EmpDG (Li et al., 2020) added an adversarial discriminator and multi-resolution emotion signals [8]. KEMP (Li et al., 2022) brought in external commonsense and concept knowledge so that the model could reason about what a situation implies rather than only what it says [9], and CEM (Sabour et al., 2022) extended that idea with commonsense inference about the speaker's reactions, intentions and needs [10]. CASE (Zhou et al., 2023) aligned a commonsense graph with a concept graph to connect the speaker's cognition and affection [11], and ESCM (Yang et al., 2023) used dynamic emotion-semantic vectors and emotional supervision [12]. Read as a sequence, these papers improve steadily on emotion accuracy, from 30.6% for EmpDG and 30.8% for MoEL through 36.6% for KEMP and 37.8% for CEM to 38.9% for CASE and 41.2% for ESCM, and the improvement comes from adding knowledge rather than from changing how the emotion is used. A related model, RoBERTa-GPT2 (Liu et al., 2021), is the exception that reveals the cause: by initialising the encoder from pre-trained RoBERTa and the decoder from pre-trained GPT-2 rather than training both from scratch, it reaches 51.5% on the same task [42], which is roughly ten points above the best knowledge-augmented joint model.</w:t>
+        <w:t xml:space="preserve"> followed, each adding a mechanism to a single encoder-decoder network trained from scratch on the corpus. MoEL (Lin et al., 2019) replaced the single decoder with a mixture of listeners, one per emotion, and combined their outputs with a softmax over the detected emotion, so that the model could respond in different ways to different feelings [6]. MIME (Majumder et al., 2020) started from an observation about human listeners, that they partly mirror the speaker's feeling and partly balance it, and built emotion mimicry and grouping by polarity into the architecture [7]. EmpDG (Li et al., 2020) added an adversarial discriminator, so that a second network judged whether a reply looked empathetic, together with emotion signals at more than one level of granularity [8].</w:t>
       </w:r>
     </w:p>
     <w:p>
@@ -280,16 +357,47 @@
         <w:spacing w:after="120"/>
       </w:pPr>
       <w:r>
-        <w:t xml:space="preserve">Work on the </w:t>
+        <w:t>The next three papers all added knowledge from outside the corpus. KEMP (Li et al., 2022) brought in external commonsense and concept knowledge, so that the model could reason about what a situation implies rather than only about the words present in it [9]. CEM (Sabour et al., 2022) extended that idea using commonsense inference about the speaker specifically, drawing out their likely reactions, intentions and needs [10]. CASE (Zhou et al., 2023) aligned a commonsense graph with a concept graph, on the argument that a listener must connect what the speaker is thinking with what the speaker is feeling, and that these are two different structures [11]. ESCM (Yang et al., 2023) then used emotion-semantic vectors that change as the conversation proceeds, with explicit supervision on the emotional signal [12].</w:t>
       </w:r>
+    </w:p>
+    <w:p>
+      <w:pPr>
+        <w:spacing w:after="120"/>
+      </w:pPr>
       <w:r>
-        <w:rPr>
-          <w:b/>
-        </w:rPr>
-        <w:t>listener's side of the conversation</w:t>
+        <w:t>Read as a sequence, these papers improve steadily on emotion accuracy: 30.6% for EmpDG and 30.8% for MoEL, through 36.6% for KEMP and 37.8% for CEM, to 38.9% for CASE and 41.2% for ESCM. Two things about that sequence are worth stating plainly. The improvement comes from adding knowledge and structure, not from changing how the emotion is used once predicted; and after four years of architectural work the best of these models still misclassifies the speaker's feeling in about three cases out of five. A related model reveals the likely cause. RoBERTa-GPT2 (Liu et al., 2021) kept the same task and the same corpus but initialised its encoder from pre-trained RoBERTa and its decoder from pre-trained GPT-2 instead of training both from scratch, and reached 51.5% [42], roughly ten points above the best knowledge-augmented model in the list. The comparison suggests that on a corpus of this size the limiting factor was how little text these models had seen, not what was built into them. That reading is the first reason our own design spends its parameter budget on strong pre-trained components and on how they are connected.</w:t>
       </w:r>
+    </w:p>
+    <w:p>
+      <w:pPr>
+        <w:pStyle w:val="Heading2"/>
+      </w:pPr>
       <w:r>
-        <w:t xml:space="preserve"> approached the problem differently. Welivita and Pu (2020) annotated a large sample of EmpatheticDialogues and derived a taxonomy of empathetic response intents, showing that human listeners in this corpus rely on a small, describable set of behaviours such as questioning, acknowledging, consoling and encouraging [32]. Their finding matters for any rule-based approach, including ours, because it establishes that supportive replies have recognisable structure rather than being unconstrained text.</w:t>
+        <w:t>2.2.3 The Listener's Side of the Conversation</w:t>
+      </w:r>
+    </w:p>
+    <w:p>
+      <w:pPr>
+        <w:spacing w:after="120"/>
+      </w:pPr>
+      <w:r>
+        <w:t>Most of the work above models the speaker: what they feel, what they are thinking about, what their situation implies. A smaller body of work looks at the listener instead, and it is more useful to a rule-based design than its citation count suggests. Welivita and Pu (2020) annotated a large sample of EmpatheticDialogues and derived a taxonomy of empathetic response intents, finding that human listeners in this corpus rely on a small and describable set of behaviours: questioning, acknowledging, consoling, agreeing, encouraging, sympathising and a few others [32]. The finding matters for any approach that writes rules, including ours, because it establishes that supportive replies have recognisable structure. If human listeners draw on a short list of moves, then instructing a generator to acknowledge the feeling, respond to the situation and ask at most one question is not an arbitrary constraint imposed on the model; it is a description of what the people in the corpus already do.</w:t>
+      </w:r>
+    </w:p>
+    <w:p>
+      <w:pPr>
+        <w:spacing w:after="120"/>
+      </w:pPr>
+      <w:r>
+        <w:t>The wider field of emotion recognition in conversation supplies the other half of that picture. Poria et al. (2019) survey the area and set out why it is not the same task as sentence-level classification: the same words carry different feelings depending on what came before them, so context is part of the input rather than an optional extra [18]. This is the evidence behind treating the number of previous turns a detector reads as a parameter to be measured rather than assumed, which Section 5.3.2 reports for our own detector.</w:t>
+      </w:r>
+    </w:p>
+    <w:p>
+      <w:pPr>
+        <w:pStyle w:val="Heading2"/>
+      </w:pPr>
+      <w:r>
+        <w:t>2.2.4 Large Language Models Enter the Task</w:t>
       </w:r>
     </w:p>
     <w:p>
@@ -306,7 +414,7 @@
         <w:t>large language models</w:t>
       </w:r>
       <w:r>
-        <w:t xml:space="preserve"> changed the comparison entirely. Qian et al. (2023) put ChatGPT against the purpose-built models above in a human evaluation and found that raters preferred it decisively, scoring it 4.64 out of 5 against 3.08 for CEM, and further showed that its replies improve when it is given the emotion explicitly or asked to reason about the speaker's situation before answering [13]. Loh and Raamkumar (2023) evaluated large language models directly against counselling criteria for online mental-health support and reached a similar conclusion about their capability while noting that their replies remain generic without structure [14]. Cao et al. (2025) proposed TOOL-ED, which treats a commonsense knowledge base as a tool the model may call during generation, so that the knowledge that KEMP and CEM built into the architecture is instead retrieved on demand [15]. Wu et al. (2025) conditioned generation on inferred personality traits, arguing that the same situation warrants different responses to different people, and reported 45.4% emotion accuracy for their personality-aware model [16]. Wang et al. (2025) applied a large language model to emotional support conversation, where the task extends from a single reply to a strategy across a dialogue [43], and Rasool et al. (2025) fused emotion-aware embeddings across several models for intelligent response generation [44]. Li et al. (2024) took the reasoning route, proposing an emotional chain-of-thought in which the model is prompted to work through the emotional situation in steps before producing its answer [17].</w:t>
+        <w:t xml:space="preserve"> changed the comparison entirely, and the paper that made this unavoidable is Qian et al. (2023). They put ChatGPT against the purpose-built models described above in a human evaluation, and raters preferred it decisively, scoring it 4.64 out of 5 against 3.08 for CEM [13]. A gap of that size cannot be explained by tuning. The same paper then went further in a direction that matters for our design: it showed that the model's replies improve when it is given the emotion explicitly, and improve again when it is asked to reason about the speaker's situation before answering. In other words, the single best-performing system in the empathetic-response literature at that point was a general model supplied with structure from outside itself. Our two-stage pipeline is one way of supplying exactly that. Loh and Raamkumar (2023) evaluated large models against counselling criteria for online mental-health support and reached a compatible conclusion, while adding the qualification that without structure the replies stay generic [14].</w:t>
       </w:r>
     </w:p>
     <w:p>
@@ -314,7 +422,56 @@
         <w:spacing w:after="120"/>
       </w:pPr>
       <w:r>
-        <w:t xml:space="preserve">Whether these models actually </w:t>
+        <w:t xml:space="preserve">Four recent papers show the different forms that added structure can take, and each carries a cost worth noting. TOOL-ED (Cao et al., 2025) treats a commonsense knowledge base as a </w:t>
+      </w:r>
+      <w:r>
+        <w:rPr>
+          <w:i/>
+        </w:rPr>
+        <w:t>tool</w:t>
+      </w:r>
+      <w:r>
+        <w:t xml:space="preserve"> the model may call during generation, under a framework the authors name empathetic knowledge tool calling; the model decides when to consult COMET or CICERO rather than having their output injected into every input, which avoids the noise that unrestricted knowledge introduces, and the authors report that this makes the system independent of any one knowledge base [15]. It is the same knowledge that KEMP and CEM built into their architectures, fetched on demand instead. The cost is visible in the setup: the approach fine-tunes a 7B model and the reported training runs on 48 GB GPUs [15], which is six times the memory this thesis allows itself.</w:t>
+      </w:r>
+    </w:p>
+    <w:p>
+      <w:pPr>
+        <w:spacing w:after="120"/>
+      </w:pPr>
+      <w:r>
+        <w:t>Wu et al. (2025) argue that the same situation warrants different replies to different people, and condition generation on inferred personality, using an MBTI classifier that reaches about 84% accuracy on its own benchmark, together with images alongside the text [16]. Their personality-aware model reports 45.4% emotion accuracy, and removing the personality component costs it close to four points on the same measure, which is a clean demonstration that the extra signal is doing real work [16]. The limitation for our purposes is the input rather than the result: the design assumes a face-to-face setting where visual data and personality labels are available, and neither is available to a text-only system reading a single message.</w:t>
+      </w:r>
+    </w:p>
+    <w:p>
+      <w:pPr>
+        <w:spacing w:after="120"/>
+      </w:pPr>
+      <w:r>
+        <w:t>Wang et al. (2025) entered the NLPCC 2025 emotional support conversation task, where the job extends from a single reply to a strategy maintained across a dialogue, and compared low-rank adaptation against full fine-tuning on Qwen2.5 models [43]. Two details are directly useful to this thesis. Their best configuration lifted the task's combined score from 30.87 for the base model to 41.17, and it used low-rank adaptation rather than full fine-tuning, with the ranks and scaling factors of the adapter making a measurable difference to the outcome [43]; the settings that worked for them bracket the ones our own adapter uses, which Section 4.4.4 states. The other detail is scale: the entry fine-tuned models up to 72B parameters and trained on 1,500 dialogues, so it stands on the opposite side of the resource question from the system built here.</w:t>
+      </w:r>
+    </w:p>
+    <w:p>
+      <w:pPr>
+        <w:spacing w:after="120"/>
+      </w:pPr>
+      <w:r>
+        <w:t>Rasool et al. (2025) work on psychotherapy transcripts rather than crowdsourced conversations, and fuse emotion-aware embeddings at three levels, word, sentence and whole session, into four generators including Flan-T5, Llama 2 13B, DeepSeek-R1 and GPT-4, retrieving related passages with a vector index over those embeddings [44]. The retrieval part of that design is close to the one this thesis builds as a baseline, using sentence embeddings to find related material at generation time [41], [40], which makes the paper a useful comparison for Section 5.2.5, where our retrieval variant is measured and rejected. The authors report improvements on empathy, coherence and fluency over their baselines, but also report that their paired significance tests do not reach the conventional threshold, and the study includes no human evaluation [44]. Finally, Li et al. (2024) take the reasoning route rather than the knowledge route, proposing an emotional chain of thought in which the model works through the emotional situation in written steps before producing its answer [17]. Our stage-one emotion choice is a compressed version of the same idea: a single deliberate decision, recorded, before any reply is written.</w:t>
+      </w:r>
+    </w:p>
+    <w:p>
+      <w:pPr>
+        <w:pStyle w:val="Heading2"/>
+      </w:pPr>
+      <w:r>
+        <w:t>2.2.5 Do These Models Recognise Emotion?</w:t>
+      </w:r>
+    </w:p>
+    <w:p>
+      <w:pPr>
+        <w:spacing w:after="120"/>
+      </w:pPr>
+      <w:r>
+        <w:t xml:space="preserve">Everything in the previous subsection concerns the quality of the replies. Whether large models </w:t>
       </w:r>
       <w:r>
         <w:rPr>
@@ -323,7 +480,7 @@
         <w:t>recognise</w:t>
       </w:r>
       <w:r>
-        <w:t xml:space="preserve"> emotion well is a separate question, and the evidence is mixed. Feng et al. (2023) evaluated large language models on affect recognition in conversation and found their performance competitive but not clearly superior to purpose-trained classifiers [21]. Belay et al. (2025) evaluated them on multi-label emotion understanding and found that identifying several co-occurring emotions remains difficult [20], a result that bears directly on a corpus that assigns one label per conversation. Koga et al. (2023) studied emotions that are elicited but not stated, showing that a substantial part of the problem is inference rather than classification [19]. From deployed systems, the Chirpy Cardinal open-domain agent reports a practical finding that we observe again in our own results: a RoBERTa classifier over the same 32 EmpatheticDialogues categories reaches about 61.5% accuracy, and its errors concentrate among neighbouring emotions rather than being spread at random [45].</w:t>
+        <w:t xml:space="preserve"> emotion reliably is a separate question, and it is the question on which this thesis turns, because a decoupled design is only worth its extra component if a dedicated detector is genuinely better at detection. The evidence says it is.</w:t>
       </w:r>
     </w:p>
     <w:p>
@@ -331,16 +488,7 @@
         <w:spacing w:after="120"/>
       </w:pPr>
       <w:r>
-        <w:t xml:space="preserve">The </w:t>
-      </w:r>
-      <w:r>
-        <w:rPr>
-          <w:b/>
-        </w:rPr>
-        <w:t>clinical</w:t>
-      </w:r>
-      <w:r>
-        <w:t xml:space="preserve"> end of the field uses the same machinery for screening rather than for replying. Lan et al. (2024) applied large language models to depression detection from social media text [22]; the CLPsych 2025 shared task framed the problem as capturing mental-health dynamics along a user's timeline [23]; and Kumar et al. (2024) surveyed the two obstacles that constrain the whole area, namely scarce labelled data and the bias that follows from it [25]. Against this, the systematic review by Sorin et al. (2024) is the most relevant caution for our own design: across the studies it examined, large language models were frequently rated as empathetic as or more empathetic than clinicians, but their empathy was repetitive, relying on a small set of stock formulations [24].</w:t>
+        <w:t>Feng et al. (2023) evaluated large language models on affect recognition in conversation and found their performance competitive with, but not clearly better than, purpose-trained classifiers [21]. Belay et al. (2025) put the comparison on a firmer footing. They built EthioEmo, a multi-label emotion dataset covering four Ethiopian languages, added the English SemEval-2018 data, and evaluated encoder-only, encoder-decoder and decoder-only models side by side, including in-context learning with examples supplied in the prompt. Their conclusion is stated plainly in the paper: fine-tuning smaller and more efficient pre-trained language models still outperforms the zero-shot performance of large language models on this task, and the strongest decoder-only model they tested averaged around 46 while a fine-tuned encoder reached about 72 on its best language [20]. They also find that accurate multi-label classification remains insufficient even for English, and that the gap between well-resourced and poorly resourced languages is large [20] — a result we return to in Section 5.6.6, since our own system is English-only.</w:t>
       </w:r>
     </w:p>
     <w:p>
@@ -348,7 +496,73 @@
         <w:spacing w:after="120"/>
       </w:pPr>
       <w:r>
-        <w:t xml:space="preserve">The closest work to this thesis, and the study we must position ourselves against, is the </w:t>
+        <w:t xml:space="preserve">Two further papers describe </w:t>
+      </w:r>
+      <w:r>
+        <w:rPr>
+          <w:i/>
+        </w:rPr>
+        <w:t>why</w:t>
+      </w:r>
+      <w:r>
+        <w:t xml:space="preserve"> recognition is hard rather than </w:t>
+      </w:r>
+      <w:r>
+        <w:rPr>
+          <w:i/>
+        </w:rPr>
+        <w:t>how well</w:t>
+      </w:r>
+      <w:r>
+        <w:t xml:space="preserve"> it is done. Koga et al. (2023) studied emotions that are elicited but never stated, showing that a substantial part of the problem is inference rather than classification [19]. Belay et al. supply the other difficulty from their own results, that an utterance frequently carries more than one emotion at once [20], which bears directly on a corpus that assigns exactly one label per conversation and is part of why our detector reports three candidate emotions rather than one.</w:t>
+      </w:r>
+    </w:p>
+    <w:p>
+      <w:pPr>
+        <w:spacing w:after="120"/>
+      </w:pPr>
+      <w:r>
+        <w:t>The most informative single number comes not from a benchmark paper but from a deployed system. The Chirpy Cardinal open-domain agent, built for the Alexa Prize, included a RoBERTa classifier over the same 32 EmpatheticDialogues categories, and its authors report about 61.5% accuracy on the first utterance, noting that its errors concentrate among neighbouring emotions rather than being spread at random [45]. Both halves of that finding recur in our own results. Section 5.1.2 reports the accuracy we reach and the same concentration of errors among neighbouring emotions, which is what makes a three-candidate output useful rather than evasive, and Section 5.5.1 explains why our figure falls short of theirs.</w:t>
+      </w:r>
+    </w:p>
+    <w:p>
+      <w:pPr>
+        <w:pStyle w:val="Heading2"/>
+      </w:pPr>
+      <w:r>
+        <w:t>2.2.6 Clinical and Mental-Health Applications</w:t>
+      </w:r>
+    </w:p>
+    <w:p>
+      <w:pPr>
+        <w:spacing w:after="120"/>
+      </w:pPr>
+      <w:r>
+        <w:t>The clinical end of the field uses the same machinery for screening rather than for replying, and it is worth reviewing because it sets the standard of care this kind of system will eventually be held to. Lan et al. (2024) applied large language models to depression detection from social media text [22]. The CLPsych 2025 shared task reframed the problem as tracking mental-health dynamics along a user's timeline rather than classifying a single post [23]. Kumar et al. (2024) surveyed the two obstacles that constrain the whole area: labelled clinical data is scarce, and the bias that follows from training on what little exists is difficult to detect [25].</w:t>
+      </w:r>
+    </w:p>
+    <w:p>
+      <w:pPr>
+        <w:spacing w:after="120"/>
+      </w:pPr>
+      <w:r>
+        <w:t>Against this, the systematic review by Sorin et al. (2024) is the most relevant caution for our own design, and the one we act on directly. Across the studies it examined, large language models were frequently rated as empathetic as clinicians or more so, which is a striking result on its own. The weakness the review identifies is not incompetence but sameness: the empathy was repetitive, drawn from a small stock of formulations that recur across replies [24]. This is a failure that reference-based comparison cannot see, because a repetitive reply can resemble a good one closely. It is why a repetition measure is included among our own signals in Section 5.1.4, and it is a measure that none of the joint models reviewed above report.</w:t>
+      </w:r>
+    </w:p>
+    <w:p>
+      <w:pPr>
+        <w:pStyle w:val="Heading2"/>
+      </w:pPr>
+      <w:r>
+        <w:t>2.2.7 The Closest Prior Work</w:t>
+      </w:r>
+    </w:p>
+    <w:p>
+      <w:pPr>
+        <w:spacing w:after="120"/>
+      </w:pPr>
+      <w:r>
+        <w:t xml:space="preserve">The study closest to this thesis, and the one we must position ourselves against, is the </w:t>
       </w:r>
       <w:r>
         <w:rPr>
@@ -357,7 +571,15 @@
         <w:t>Hybrid Empathetic Framework</w:t>
       </w:r>
       <w:r>
-        <w:t xml:space="preserve"> of Yang et al. (2024), which augments a large language model with a small, specialised empathetic model and uses a two-stage emotion prediction strategy together with emotion-cause identification [46]. That is the same architectural intuition this thesis pursues: a small model that is good at emotion, feeding a large model that is good at language, with the emotional decision taken in a stage of its own. The differences are in what each system is built for. Their framework is aimed at benchmark performance on empathetic generation; ours is aimed at operating within 8 GB of memory on a consumer GPU, at exposing the complete emotional decision, including the candidate emotions and the words that produced them, as an audit trail attached to every reply, and at evaluating replies on what a support reply must do rather than on similarity to a reference. The existence of that paper means our contribution cannot be, and is not claimed to be, the idea of separating detection from generation; it is what that separation is made to deliver, and the evidence gathered for it.</w:t>
+        <w:t xml:space="preserve"> of Yang et al. (2024). It augments a large language model with a small, specialised empathetic model, and predicts the emotion in two stages, together with identifying the cause of that emotion [46]. That is the same architectural intuition this thesis pursues: a small model that is good at emotion feeding a large model that is good at language, with the emotional decision taken in a stage of its own rather than folded into generation.</w:t>
+      </w:r>
+    </w:p>
+    <w:p>
+      <w:pPr>
+        <w:spacing w:after="120"/>
+      </w:pPr>
+      <w:r>
+        <w:t>The differences lie in what each system is built for. Their framework is aimed at benchmark performance on empathetic generation. Ours is aimed at three things instead: operating entirely within 8 GB of memory on a consumer GPU, so that a user's disclosure never leaves the machine; exposing the complete emotional decision, including the candidate emotions, their confidence and the words that produced them, as an audit trail attached to every reply; and evaluating replies on what a supportive reply must do rather than on how closely it resembles a reference. The existence of that paper means our contribution cannot be, and is not claimed to be, the idea of separating detection from generation. It is what that separation is made to deliver, and the evidence gathered for it.</w:t>
       </w:r>
     </w:p>
     <w:p>
@@ -1171,6 +1393,14 @@
     </w:p>
     <w:p>
       <w:pPr>
+        <w:pStyle w:val="Heading2"/>
+      </w:pPr>
+      <w:r>
+        <w:t>2.2.8 How Empathetic Replies Should Be Judged</w:t>
+      </w:r>
+    </w:p>
+    <w:p>
+      <w:pPr>
         <w:spacing w:after="120"/>
       </w:pPr>
       <w:r>
@@ -1183,7 +1413,23 @@
         <w:t>how any of this should be judged</w:t>
       </w:r>
       <w:r>
-        <w:t xml:space="preserve"> has become a literature of its own. Zheng et al. (2023) established that strong language models used as judges agree with human preferences over 80% of the time, while documenting their biases, including a preference for longer answers [28]. Panickssery et al. (2024) showed that such evaluators recognise and favour their own generations, which makes the choice of judge a methodological decision rather than a convenience [30]. Verga et al. (2024) proposed replacing a single large judge with a panel drawn from different model families, reporting lower intra-model bias at lower cost [29]. The WASSA shared task offers the complementary approach of a classifier trained directly on human empathy ratings [26], [27]. This thesis uses all three, and Section 5.1.5 describes the panel that results.</w:t>
+        <w:t xml:space="preserve"> has become a literature of its own, and it is the part of the field this thesis leans on most heavily, because the measures used in the older papers cannot answer the questions we need answered.</w:t>
+      </w:r>
+    </w:p>
+    <w:p>
+      <w:pPr>
+        <w:spacing w:after="120"/>
+      </w:pPr>
+      <w:r>
+        <w:t>Zheng et al. (2023) established that strong language models used as judges agree with human preferences more than 80% of the time, which is roughly the level of agreement humans reach with each other, while documenting the biases that come with them, including a preference for longer answers [28]. Panickssery et al. (2024) added the finding that such evaluators recognise and favour their own generations, which turns the choice of judge from a matter of convenience into a methodological decision: a judge from the same family as one of the systems under test is not a neutral instrument [30]. Verga et al. (2024) proposed the remedy this thesis adopts, replacing a single large judge with a panel drawn from different model families, and reported both lower intra-model bias and lower cost [29].</w:t>
+      </w:r>
+    </w:p>
+    <w:p>
+      <w:pPr>
+        <w:spacing w:after="120"/>
+      </w:pPr>
+      <w:r>
+        <w:t>The WASSA shared task on empathy detection offers the complementary approach of a model trained directly on human empathy ratings rather than prompted to imitate a rater [26], of which the hyy33 system is the one used here [27]. Its value in this setting is that it shares no lineage with any system being judged, so it cannot prefer its own output. Human evaluation remains the reference standard, and recent empathetic-generation work reports it either as ratings on a five-point scale [13] or as head-to-head preference between two replies [15]. This thesis uses all three kinds of evidence, combining the model judges and the trained classifier into a single panel; Section 5.1.5 describes how, and why the three are standardised before being averaged.</w:t>
       </w:r>
     </w:p>
     <w:p>
@@ -1199,7 +1445,7 @@
         <w:spacing w:after="120"/>
       </w:pPr>
       <w:r>
-        <w:t>Six findings emerge from the work reviewed above, and together they define the space this thesis occupies.</w:t>
+        <w:t>Seven findings emerge from the work reviewed above. Each one is stated with the evidence behind it and with what this thesis does about it, because together they define both the space this work occupies and the shape of the system built in Chapter 4.</w:t>
       </w:r>
     </w:p>
     <w:p>
@@ -1213,7 +1459,7 @@
         <w:t>Pre-training matters more than architecture on this task:</w:t>
       </w:r>
       <w:r>
-        <w:t xml:space="preserve"> The joint models improve from 30.6% to 41.2% emotion accuracy by adding mixtures of listeners, emotion mimicry, commonsense knowledge and graph reasoning [6], [7], [8], [9], [10], [11], [12], while RoBERTa-GPT2 reaches 51.5% simply by starting from pre-trained components [42]. The lesson we take from this is to spend the parameter budget on strong pre-trained models and on how they are connected, rather than on architectural machinery trained from scratch.</w:t>
+        <w:t xml:space="preserve"> The joint models improve from 30.6% to 41.2% emotion accuracy over four years by adding mixtures of listeners, emotion mimicry, adversarial training, commonsense knowledge, graph alignment and dynamic emotion vectors [6], [7], [8], [9], [10], [11], [12], while RoBERTa-GPT2 reaches 51.5% on the same task simply by starting from pre-trained components rather than training from scratch [42]. Ten points separate the two approaches, and the cheaper one wins. The lesson we take is to spend the parameter budget on strong pre-trained models and on how they are connected, rather than on architectural machinery trained on a corpus of 25,000 conversations.</w:t>
       </w:r>
     </w:p>
     <w:p>
@@ -1224,10 +1470,10 @@
         <w:rPr>
           <w:b/>
         </w:rPr>
-        <w:t>Large language models write better replies than purpose-built empathetic models, but not more accurate ones:</w:t>
+        <w:t>Large language models write better replies than purpose-built empathetic models, but do not recognise emotion more reliably:</w:t>
       </w:r>
       <w:r>
-        <w:t xml:space="preserve"> Human raters prefer ChatGPT to CEM by a wide margin [13], yet evaluations of emotion recognition find large models no better than trained classifiers [21], weak at multi-label emotion [20], and challenged by emotions that are implied rather than stated [19]. This asymmetry, strong generation and unreliable recognition, is the direct argument for giving recognition to a separate model.</w:t>
+        <w:t xml:space="preserve"> Human raters prefer ChatGPT to CEM by 4.64 against 3.08 out of 5 [13], and a systematic review finds large models rated as empathetic as clinicians or more so [24]. Yet evaluations of recognition find these models no better than trained classifiers on conversational affect [21], beaten by fine-tuned encoders on multi-label emotion [20], and challenged by emotions that are implied rather than stated [19]. This asymmetry, strong generation alongside unreliable recognition, is the direct argument for giving recognition to a separate model and letting the generator do only what it is good at.</w:t>
       </w:r>
     </w:p>
     <w:p>
@@ -1238,10 +1484,10 @@
         <w:rPr>
           <w:b/>
         </w:rPr>
-        <w:t>Machine empathy repeats itself:</w:t>
+        <w:t>A small fine-tuned model can beat a large prompted one at classification:</w:t>
       </w:r>
       <w:r>
-        <w:t xml:space="preserve"> The characteristic weakness identified in systematic review is not incompetence but sameness: fluent, kind, and drawn from a small stock of phrases [24]. Few papers measure this, and none of the joint models above report it, which is why a repetition measure is included among our own signals.</w:t>
+        <w:t xml:space="preserve"> This is the sharpest piece of evidence for our architecture, and it comes from outside the empathy literature. Belay et al. compared encoder-only, encoder-decoder and decoder-only models on the same multi-label emotion data and concluded that fine-tuning smaller, more efficient pre-trained models still outperforms the zero-shot performance of large language models [20]. A deployed system supplies the matching figure on our own corpus: a RoBERTa classifier over the 32 EmpatheticDialogues emotions reaching about 61.5% [45]. A detector of a few hundred million parameters is therefore not a compromise forced by hardware; on this task it is the better instrument.</w:t>
       </w:r>
     </w:p>
     <w:p>
@@ -1252,10 +1498,10 @@
         <w:rPr>
           <w:b/>
         </w:rPr>
-        <w:t>Structure helps, and there is more than one way to supply it:</w:t>
+        <w:t>Machine empathy repeats itself, and almost nobody measures it:</w:t>
       </w:r>
       <w:r>
-        <w:t xml:space="preserve"> Telling the model the emotion, asking it to reason before answering [13], [17], giving it a knowledge base to call [15], conditioning on personality [16], or retrieving related passages [40]: all of these add structure to an otherwise unconstrained generator, and all report gains. What has not been established is which of them is worth its cost under a hardware constraint, which is the comparison Chapter 5 carries out.</w:t>
+        <w:t xml:space="preserve"> The characteristic weakness identified in systematic review is not incompetence but sameness: replies that are fluent, kind, and drawn from a small stock of phrases [24]. None of the joint models reviewed above report a repetition measure, and reference-based comparison cannot detect the problem, since a repetitive reply can resemble a reference reply closely. This is why a repetition measure is included among our own signals, and why it is reported for every system rather than only for ours.</w:t>
       </w:r>
     </w:p>
     <w:p>
@@ -1266,10 +1512,33 @@
         <w:rPr>
           <w:b/>
         </w:rPr>
-        <w:t>Evaluation is the field's weakest point:</w:t>
+        <w:t>Structure helps, and there is more than one way to supply it, each with a price:</w:t>
       </w:r>
       <w:r>
-        <w:t xml:space="preserve"> Published comparisons rest largely on overlap with a reference reply, which cannot tell whether a reply acknowledged the feeling or asked five questions. The alternatives now available, an empathy classifier trained on human ratings [26], [27] and panels of language-model judges drawn from different families [28], [29], [30], are what allow this thesis to be evaluated on what the replies do rather than on what they resemble.</w:t>
+        <w:t xml:space="preserve"> Telling the model the emotion, or asking it to reason before answering [13], [17], giving it a knowledge base it can call as a tool [15], conditioning on inferred personality and visual input [16], fine-tuning with a low-rank adapter [43], or retrieving related passages at generation time [40], [44]: all of these add structure to an otherwise unconstrained generator, and all report gains. What none of them establishes is which is worth its cost under a hardware constraint, and the costs are substantial: 48 GB of GPU memory for tool calling [15], models up to 72B parameters for the fine-tuned approach [43], and multimodal input with personality labels for the trait-aware approach [16]. Chapter 5 carries out that comparison inside 8 GB, including the retrieval variant, which we measure and reject.</w:t>
+      </w:r>
+    </w:p>
+    <w:p>
+      <w:pPr>
+        <w:spacing w:after="120"/>
+      </w:pPr>
+      <w:r>
+        <w:rPr>
+          <w:b/>
+        </w:rPr>
+        <w:t>Evaluation is the field's weakest point, and workable alternatives now exist:</w:t>
+      </w:r>
+      <w:r>
+        <w:t xml:space="preserve"> Published comparisons rest largely on overlap with a single reference reply, which cannot tell whether a reply acknowledged the feeling or asked five questions in a row, and one recent study reports improvements whose significance tests do not reach the conventional threshold and which no human rated [44]. The alternatives now available are a classifier trained directly on human empathy ratings [26], [27] and panels of language-model judges drawn from different developers, which reduce the self-preference that a single judge shows [28], [29], [30]. These are what allow this thesis to be evaluated on what its replies </w:t>
+      </w:r>
+      <w:r>
+        <w:rPr>
+          <w:i/>
+        </w:rPr>
+        <w:t>do</w:t>
+      </w:r>
+      <w:r>
+        <w:t xml:space="preserve"> rather than on what they resemble, and to test every difference statistically.</w:t>
       </w:r>
     </w:p>
     <w:p>
@@ -1283,7 +1552,7 @@
         <w:t>Separating the small model from the large one has been proposed, but for a different purpose:</w:t>
       </w:r>
       <w:r>
-        <w:t xml:space="preserve"> The Hybrid Empathetic Framework pairs a small empathetic model with a large language model and predicts emotion in two stages [46]. Our work shares that structure and differs in its purpose: a complete system inside 8 GB, an emotional decision exposed as an auditable record rather than an internal step, and an evaluation built around rule adherence, emotional fidelity, a three-rater empathy panel and paired statistics.</w:t>
+        <w:t xml:space="preserve"> The Hybrid Empathetic Framework pairs a small empathetic model with a large language model and predicts emotion in two stages [46]. Our work shares that structure and differs in its purpose: a complete system inside 8 GB of consumer memory, an emotional decision exposed as an auditable record rather than kept as an internal step, and an evaluation built around rule adherence, emotional fidelity, a combined empathy panel and paired statistics.</w:t>
       </w:r>
     </w:p>
     <w:p>
@@ -1297,7 +1566,7 @@
         <w:t>The gap this thesis addresses:</w:t>
       </w:r>
       <w:r>
-        <w:t xml:space="preserve"> No existing work, to our knowledge, builds an empathetic response system that (i) runs entirely within consumer hardware so that a user's disclosure never leaves the machine, (ii) exposes every part of its emotional decision, from the candidate emotions and their confidence to the words that produced them, for inspection before a reply is generated, and (iii) is evaluated against single-model baselines of both comparable and larger size on measures that correspond to what a supportive reply must do, with every difference tested statistically. Chapters 4 and 5 build and evaluate exactly that system.</w:t>
+        <w:t xml:space="preserve"> No existing work, to our knowledge, builds an empathetic response system that (i) runs entirely within consumer hardware, so that a user's disclosure never leaves the machine, (ii) exposes every part of its emotional decision, from the candidate emotions and their confidence to the words that produced them, for inspection before a reply is generated, and (iii) is evaluated against single-model baselines of both comparable and larger size, on measures that correspond to what a supportive reply must do, with every difference tested statistically. Chapters 4 and 5 build and evaluate exactly that system.</w:t>
       </w:r>
     </w:p>
     <w:sectPr>
